--- a/docs/NAICS_All Training Doc.docx
+++ b/docs/NAICS_All Training Doc.docx
@@ -401,6 +401,7 @@
         </w:numPr>
       </w:pPr>
       <w:r>
+        <w:lastRenderedPageBreak/>
         <w:t>If it doesn’t suggest a clearly distinct service, it doesn’t get a new code.</w:t>
       </w:r>
     </w:p>
@@ -417,17 +418,17 @@
           <w:b/>
           <w:bCs/>
         </w:rPr>
-        <w:t>Defining “Distinct” (SOP 2.</w:t>
+        <w:t>Precision and Specificity (SOP 2.4)</w:t>
       </w:r>
       <w:r>
         <w:rPr>
           <w:b/>
           <w:bCs/>
         </w:rPr>
-        <w:t xml:space="preserve">4): </w:t>
-      </w:r>
-      <w:r>
-        <w:t>the types of work are different enough that a researcher querying for one wouldn’t expect to find the other</w:t>
+        <w:t>:</w:t>
+      </w:r>
+      <w:r>
+        <w:t xml:space="preserve"> Once you’ve identified the industries/services present, code each one as precisely as the contract text supports. Use the following three-tiered approach, moving on to the next tier only when it’s necessary: </w:t>
       </w:r>
     </w:p>
     <w:p>
@@ -439,7 +440,20 @@
         </w:numPr>
       </w:pPr>
       <w:r>
-        <w:t>Not distinct: dairy plant covering milk and butter manufacturing</w:t>
+        <w:rPr>
+          <w:b/>
+          <w:bCs/>
+        </w:rPr>
+        <w:t xml:space="preserve">a) Best fit six-digit code: </w:t>
+      </w:r>
+      <w:r>
+        <w:t xml:space="preserve">when possible, use the best fit six-digit code. If the contract says “fluid milk production,” use the 311511 (Fluid Milk Production.) </w:t>
+      </w:r>
+      <w:r>
+        <w:t>If the contract identifies two distinct six-digit activities (e.g., fluid milk and cheese production,) code both (311511;311513).</w:t>
+      </w:r>
+      <w:r>
+        <w:t xml:space="preserve"> </w:t>
       </w:r>
     </w:p>
     <w:p>
@@ -451,10 +465,29 @@
         </w:numPr>
       </w:pPr>
       <w:r>
-        <w:t xml:space="preserve">Both industries fall under </w:t>
-      </w:r>
-      <w:r>
-        <w:t>the four-digit Dairy Product Manufacturing sector</w:t>
+        <w:t>Specificity should always come from the contract text–avoid speculating or overly researching worksite specifics.</w:t>
+      </w:r>
+    </w:p>
+    <w:p>
+      <w:pPr>
+        <w:pStyle w:val="ListParagraph"/>
+        <w:numPr>
+          <w:ilvl w:val="1"/>
+          <w:numId w:val="1"/>
+        </w:numPr>
+      </w:pPr>
+      <w:r>
+        <w:rPr>
+          <w:b/>
+          <w:bCs/>
+        </w:rPr>
+        <w:t>b) When the six-digit is unclear, use four-digit with trailing zeros.</w:t>
+      </w:r>
+      <w:r>
+        <w:t xml:space="preserve"> </w:t>
+      </w:r>
+      <w:r>
+        <w:t>If:</w:t>
       </w:r>
     </w:p>
     <w:p>
@@ -466,7 +499,77 @@
         </w:numPr>
       </w:pPr>
       <w:r>
-        <w:t>A researcher looking for butter production contracts wouldn’t be surprised to see a fluid milk production contract</w:t>
+        <w:t xml:space="preserve">You’re confident at the four-digit level </w:t>
+      </w:r>
+      <w:r>
+        <w:t>(“I know this contract covers manufacturing of dairy products”</w:t>
+      </w:r>
+      <w:r>
+        <w:t>), but</w:t>
+      </w:r>
+    </w:p>
+    <w:p>
+      <w:pPr>
+        <w:pStyle w:val="ListParagraph"/>
+        <w:numPr>
+          <w:ilvl w:val="2"/>
+          <w:numId w:val="1"/>
+        </w:numPr>
+      </w:pPr>
+      <w:r>
+        <w:t>You’re</w:t>
+      </w:r>
+      <w:r>
+        <w:t xml:space="preserve"> unclear at the six-digit level (“which exact dairy product</w:t>
+      </w:r>
+      <w:r>
+        <w:rPr>
+          <w:b/>
+          <w:bCs/>
+        </w:rPr>
+        <w:t xml:space="preserve"> </w:t>
+      </w:r>
+      <w:r>
+        <w:t>are workers producing?”)</w:t>
+      </w:r>
+      <w:r>
+        <w:t xml:space="preserve">, </w:t>
+      </w:r>
+      <w:r>
+        <w:t>then</w:t>
+      </w:r>
+    </w:p>
+    <w:p>
+      <w:pPr>
+        <w:pStyle w:val="ListParagraph"/>
+        <w:numPr>
+          <w:ilvl w:val="2"/>
+          <w:numId w:val="1"/>
+        </w:numPr>
+      </w:pPr>
+      <w:r>
+        <w:t xml:space="preserve">code the relevant four-digit group with trailing zeros (311500). </w:t>
+      </w:r>
+    </w:p>
+    <w:p>
+      <w:pPr>
+        <w:pStyle w:val="ListParagraph"/>
+        <w:numPr>
+          <w:ilvl w:val="2"/>
+          <w:numId w:val="1"/>
+        </w:numPr>
+      </w:pPr>
+      <w:r>
+        <w:t xml:space="preserve">For example, </w:t>
+      </w:r>
+      <w:r>
+        <w:t xml:space="preserve">“I know the contract covers warehousing, but I can’t tell if it’s general, refrigerated, or farm product” </w:t>
+      </w:r>
+      <w:r>
+        <w:sym w:font="Wingdings" w:char="F0E0"/>
+      </w:r>
+      <w:r>
+        <w:t xml:space="preserve"> 493100</w:t>
       </w:r>
     </w:p>
     <w:p>
@@ -478,10 +581,23 @@
         </w:numPr>
       </w:pPr>
       <w:r>
-        <w:t>Distinct: dairy plant covering production and wholesal</w:t>
-      </w:r>
-      <w:r>
-        <w:t>e distribution</w:t>
+        <w:rPr>
+          <w:b/>
+          <w:bCs/>
+        </w:rPr>
+        <w:t>c) Use NEC/other codes as a last resort.</w:t>
+      </w:r>
+      <w:r>
+        <w:t xml:space="preserve"> </w:t>
+      </w:r>
+      <w:r>
+        <w:t xml:space="preserve">Use </w:t>
+      </w:r>
+      <w:r>
+        <w:t>NEC and “other” codes (</w:t>
+      </w:r>
+      <w:r>
+        <w:t>usually at the end of a four-digit group) if:</w:t>
       </w:r>
     </w:p>
     <w:p>
@@ -493,13 +609,7 @@
         </w:numPr>
       </w:pPr>
       <w:r>
-        <w:t>Industries fall in different NAICS</w:t>
-      </w:r>
-      <w:r>
-        <w:t xml:space="preserve"> two-digit</w:t>
-      </w:r>
-      <w:r>
-        <w:t xml:space="preserve"> sectors</w:t>
+        <w:t>You’re confident at the four-digit level (“I know this contract covers manufacturing of dairy products”), and</w:t>
       </w:r>
     </w:p>
     <w:p>
@@ -511,16 +621,13 @@
         </w:numPr>
       </w:pPr>
       <w:r>
-        <w:t xml:space="preserve">A researcher looking for dairy production would be surprised to find a contract exclusively covering dairy wholesale </w:t>
-      </w:r>
-      <w:r>
-        <w:t>(</w:t>
-      </w:r>
-      <w:r>
-        <w:t>not production</w:t>
-      </w:r>
-      <w:r>
-        <w:t>)</w:t>
+        <w:t>You’re confident that t</w:t>
+      </w:r>
+      <w:r>
+        <w:t>he industry/service doesn’t fit in any of the other named six-digit categories (“I know it’s a dairy product other than milk, butter, cheese, or evaporated”)</w:t>
+      </w:r>
+      <w:r>
+        <w:t xml:space="preserve"> </w:t>
       </w:r>
     </w:p>
     <w:p>
@@ -536,23 +643,40 @@
           <w:b/>
           <w:bCs/>
         </w:rPr>
-        <w:t>Specificity (SOP 2.5):</w:t>
-      </w:r>
-      <w:r>
+        <w:t>Classify the contract, not the employer (SOP 2.</w:t>
+      </w:r>
+      <w:r>
+        <w:rPr>
+          <w:b/>
+          <w:bCs/>
+        </w:rPr>
+        <w:t>5</w:t>
+      </w:r>
+      <w:r>
+        <w:rPr>
+          <w:b/>
+          <w:bCs/>
+        </w:rPr>
+        <w:t>):</w:t>
+      </w:r>
+      <w:r>
+        <w:rPr>
+          <w:b/>
+          <w:bCs/>
+        </w:rPr>
         <w:t xml:space="preserve"> </w:t>
       </w:r>
-      <w:commentRangeStart w:id="1"/>
-      <w:r>
-        <w:t>DRS should not list several codes for sub-categories of the same 4-digit prefix sector</w:t>
-      </w:r>
-      <w:commentRangeEnd w:id="1"/>
-      <w:r>
-        <w:rPr>
-          <w:rStyle w:val="CommentReference"/>
-          <w:sz w:val="24"/>
-          <w:szCs w:val="24"/>
-        </w:rPr>
-        <w:commentReference w:id="1"/>
+      <w:r>
+        <w:t>warehouse</w:t>
+      </w:r>
+      <w:r>
+        <w:t>/distribution</w:t>
+      </w:r>
+      <w:r>
+        <w:t xml:space="preserve"> contract exclusively supporting grocery retail operations gets classified as </w:t>
+      </w:r>
+      <w:r>
+        <w:t>grocery wholesale, not grocery retail</w:t>
       </w:r>
     </w:p>
     <w:p>
@@ -564,7 +688,10 @@
         </w:numPr>
       </w:pPr>
       <w:r>
-        <w:t>A dairy plant might cover 311511, 311512, 311513, etc.</w:t>
+        <w:t>Workers directly perform warehouse work and indirectly support retail operations</w:t>
+      </w:r>
+      <w:r>
+        <w:t>, but we classify it with warehouse</w:t>
       </w:r>
     </w:p>
     <w:p>
@@ -576,16 +703,37 @@
         </w:numPr>
       </w:pPr>
       <w:r>
-        <w:t>Avoid spending time on</w:t>
-      </w:r>
-      <w:r>
-        <w:t xml:space="preserve"> questions like “which specific dairy output </w:t>
-      </w:r>
-      <w:r>
-        <w:t xml:space="preserve">(milk/butter/other) </w:t>
-      </w:r>
-      <w:r>
-        <w:t>does this plant produce”</w:t>
+        <w:t>Same principle as “road department mechanic indirectly supports municipal government, but we classify it with road construction”</w:t>
+      </w:r>
+    </w:p>
+    <w:p>
+      <w:pPr>
+        <w:pStyle w:val="ListParagraph"/>
+        <w:numPr>
+          <w:ilvl w:val="0"/>
+          <w:numId w:val="1"/>
+        </w:numPr>
+      </w:pPr>
+      <w:r>
+        <w:rPr>
+          <w:b/>
+          <w:bCs/>
+        </w:rPr>
+        <w:t>Example tables (SOP 2.</w:t>
+      </w:r>
+      <w:r>
+        <w:rPr>
+          <w:b/>
+          <w:bCs/>
+        </w:rPr>
+        <w:t>6</w:t>
+      </w:r>
+      <w:r>
+        <w:rPr>
+          <w:b/>
+          <w:bCs/>
+        </w:rPr>
+        <w:t>)</w:t>
       </w:r>
     </w:p>
     <w:p>
@@ -597,10 +745,49 @@
         </w:numPr>
       </w:pPr>
       <w:r>
-        <w:t>If you’re confident at the four-digit level (definitely covers “Dairy Product Manufacturing”) but unsure between</w:t>
-      </w:r>
-      <w:r>
-        <w:t xml:space="preserve"> fluid/butter/cheese, etc., trail zeroes (e.g., 311500)</w:t>
+        <w:t>Contrast single-code contracts (police department, auto parts manufacturer, grocery warehouse) with multi-code contracts (county PWD, dairy plant)</w:t>
+      </w:r>
+    </w:p>
+    <w:p>
+      <w:pPr>
+        <w:pStyle w:val="ListParagraph"/>
+        <w:numPr>
+          <w:ilvl w:val="1"/>
+          <w:numId w:val="1"/>
+        </w:numPr>
+      </w:pPr>
+      <w:r>
+        <w:t xml:space="preserve">“Why does the police department contract get one code even though it covers building maintenance? Wouldn’t a code in </w:t>
+      </w:r>
+      <w:r>
+        <w:t>Sector 56</w:t>
+      </w:r>
+      <w:r>
+        <w:t xml:space="preserve"> be appropriate?”</w:t>
+      </w:r>
+    </w:p>
+    <w:p>
+      <w:pPr>
+        <w:pStyle w:val="ListParagraph"/>
+        <w:numPr>
+          <w:ilvl w:val="1"/>
+          <w:numId w:val="1"/>
+        </w:numPr>
+      </w:pPr>
+      <w:r>
+        <w:t>“Why does</w:t>
+      </w:r>
+      <w:r>
+        <w:t>n’t</w:t>
+      </w:r>
+      <w:r>
+        <w:t xml:space="preserve"> the grocery warehouse </w:t>
+      </w:r>
+      <w:r>
+        <w:t xml:space="preserve">get </w:t>
+      </w:r>
+      <w:r>
+        <w:t>a grocery retail code?”</w:t>
       </w:r>
     </w:p>
     <w:p>
@@ -616,26 +803,49 @@
           <w:b/>
           <w:bCs/>
         </w:rPr>
-        <w:t>Classify the contract, not the employer (SOP 2.6):</w:t>
-      </w:r>
+        <w:lastRenderedPageBreak/>
+        <w:t>Notes on warehouse/wholesale/trucking from exercises, as necessary (SOP 2.7)</w:t>
+      </w:r>
+    </w:p>
+    <w:p>
+      <w:pPr>
+        <w:pStyle w:val="ListParagraph"/>
+        <w:numPr>
+          <w:ilvl w:val="1"/>
+          <w:numId w:val="1"/>
+        </w:numPr>
+      </w:pPr>
       <w:r>
         <w:rPr>
           <w:b/>
           <w:bCs/>
         </w:rPr>
-        <w:t xml:space="preserve"> </w:t>
-      </w:r>
-      <w:r>
-        <w:t>warehouse</w:t>
-      </w:r>
-      <w:r>
-        <w:t>/distribution</w:t>
-      </w:r>
-      <w:r>
-        <w:t xml:space="preserve"> contract exclusively supporting grocery retail operations gets classified as </w:t>
-      </w:r>
-      <w:r>
-        <w:t>grocery wholesale, not grocery retail</w:t>
+        <w:t>Wholesale (424):</w:t>
+      </w:r>
+      <w:r>
+        <w:t xml:space="preserve"> the primary business activity is </w:t>
+      </w:r>
+      <w:r>
+        <w:rPr>
+          <w:i/>
+          <w:iCs/>
+        </w:rPr>
+        <w:t>buying goods from producers and selling them to businesses.</w:t>
+      </w:r>
+      <w:r>
+        <w:t xml:space="preserve"> Contracts covering workers that perform wholesale operations (route sales representatives) are classified with wholesale codes.</w:t>
+      </w:r>
+    </w:p>
+    <w:p>
+      <w:pPr>
+        <w:pStyle w:val="ListParagraph"/>
+        <w:numPr>
+          <w:ilvl w:val="2"/>
+          <w:numId w:val="1"/>
+        </w:numPr>
+      </w:pPr>
+      <w:r>
+        <w:t>If the contract includes route sales representatives, warehousing and trucking become indirect support of wholesale operations. If the contract does not include route sales representatives, see below.</w:t>
       </w:r>
     </w:p>
     <w:p>
@@ -647,10 +857,36 @@
         </w:numPr>
       </w:pPr>
       <w:r>
-        <w:t>Workers directly perform warehouse work and indirectly support retail operations</w:t>
-      </w:r>
-      <w:r>
-        <w:t>, but we classify it with warehouse</w:t>
+        <w:rPr>
+          <w:b/>
+          <w:bCs/>
+        </w:rPr>
+        <w:t>Warehouse (493):</w:t>
+      </w:r>
+      <w:r>
+        <w:t xml:space="preserve"> the primary business activity is </w:t>
+      </w:r>
+      <w:r>
+        <w:rPr>
+          <w:i/>
+          <w:iCs/>
+        </w:rPr>
+        <w:t>storage and handling services;</w:t>
+      </w:r>
+      <w:r>
+        <w:t xml:space="preserve"> the warehouse itself generates its own revenue. A third-party logistics company, public warehouse, or cold storage facility are illustrative examples.</w:t>
+      </w:r>
+    </w:p>
+    <w:p>
+      <w:pPr>
+        <w:pStyle w:val="ListParagraph"/>
+        <w:numPr>
+          <w:ilvl w:val="2"/>
+          <w:numId w:val="1"/>
+        </w:numPr>
+      </w:pPr>
+      <w:r>
+        <w:t>When the contract covers a standalone warehouse operation, warehousing is the primary activity.</w:t>
       </w:r>
     </w:p>
     <w:p>
@@ -662,77 +898,24 @@
         </w:numPr>
       </w:pPr>
       <w:r>
-        <w:t>Same principle as “road department mechanic indirectly supports municipal government, but we classify it with road construction”</w:t>
-      </w:r>
-    </w:p>
-    <w:p>
-      <w:pPr>
-        <w:pStyle w:val="ListParagraph"/>
-        <w:numPr>
-          <w:ilvl w:val="0"/>
-          <w:numId w:val="1"/>
-        </w:numPr>
-      </w:pPr>
-      <w:r>
         <w:rPr>
           <w:b/>
           <w:bCs/>
         </w:rPr>
-        <w:t>Example tables (SOP 2.7)</w:t>
-      </w:r>
-    </w:p>
-    <w:p>
-      <w:pPr>
-        <w:pStyle w:val="ListParagraph"/>
-        <w:numPr>
-          <w:ilvl w:val="1"/>
-          <w:numId w:val="1"/>
-        </w:numPr>
-      </w:pPr>
-      <w:r>
-        <w:t>Contrast single-code contracts (police department, auto parts manufacturer, grocery warehouse) with multi-code contracts (county PWD, dairy plant)</w:t>
-      </w:r>
-    </w:p>
-    <w:p>
-      <w:pPr>
-        <w:pStyle w:val="ListParagraph"/>
-        <w:numPr>
-          <w:ilvl w:val="1"/>
-          <w:numId w:val="1"/>
-        </w:numPr>
-      </w:pPr>
-      <w:r>
-        <w:t xml:space="preserve">“Why does the police department contract get one code even though it covers building maintenance? Wouldn’t a code in </w:t>
-      </w:r>
-      <w:r>
-        <w:t>Sector 56</w:t>
-      </w:r>
-      <w:r>
-        <w:t xml:space="preserve"> be appropriate?”</w:t>
-      </w:r>
-    </w:p>
-    <w:p>
-      <w:pPr>
-        <w:pStyle w:val="ListParagraph"/>
-        <w:numPr>
-          <w:ilvl w:val="1"/>
-          <w:numId w:val="1"/>
-        </w:numPr>
-      </w:pPr>
-      <w:r>
-        <w:t>“Why does</w:t>
-      </w:r>
-      <w:r>
-        <w:t>n’t</w:t>
-      </w:r>
-      <w:r>
-        <w:t xml:space="preserve"> the grocery warehouse </w:t>
-      </w:r>
-      <w:r>
-        <w:t xml:space="preserve">get </w:t>
-      </w:r>
-      <w:r>
-        <w:t>a grocery retail code?”</w:t>
+        <w:t>Freight trucking (484):</w:t>
+      </w:r>
+      <w:r>
+        <w:t xml:space="preserve"> the primary business activity is </w:t>
+      </w:r>
+      <w:r>
+        <w:rPr>
+          <w:i/>
+          <w:iCs/>
+        </w:rPr>
+        <w:t>over the road transport of goods.</w:t>
+      </w:r>
+      <w:r>
+        <w:t xml:space="preserve"> If a contract at a 3PL company exclusively covers trucking and does not include wholesale trade, it is classified with trucking codes.</w:t>
       </w:r>
     </w:p>
     <w:p>
@@ -743,21 +926,105 @@
           <w:numId w:val="9"/>
         </w:numPr>
       </w:pPr>
-      <w:commentRangeStart w:id="2"/>
+      <w:r>
+        <w:t>Pilot Procedures</w:t>
+      </w:r>
+    </w:p>
+    <w:p>
+      <w:pPr>
+        <w:pStyle w:val="ListParagraph"/>
+        <w:numPr>
+          <w:ilvl w:val="0"/>
+          <w:numId w:val="13"/>
+        </w:numPr>
+      </w:pPr>
+      <w:r>
+        <w:t>Demonstrate typing in to Edit Contracts</w:t>
+      </w:r>
+    </w:p>
+    <w:p>
+      <w:pPr>
+        <w:pStyle w:val="ListParagraph"/>
+        <w:numPr>
+          <w:ilvl w:val="0"/>
+          <w:numId w:val="13"/>
+        </w:numPr>
+      </w:pPr>
+      <w:r>
+        <w:t>Type at the end of the remarks field</w:t>
+      </w:r>
+    </w:p>
+    <w:p>
+      <w:pPr>
+        <w:pStyle w:val="ListParagraph"/>
+        <w:numPr>
+          <w:ilvl w:val="0"/>
+          <w:numId w:val="13"/>
+        </w:numPr>
+      </w:pPr>
+      <w:r>
+        <w:t>Always prefix with “NAICS_All:”</w:t>
+      </w:r>
+    </w:p>
+    <w:p>
+      <w:pPr>
+        <w:pStyle w:val="ListParagraph"/>
+        <w:numPr>
+          <w:ilvl w:val="0"/>
+          <w:numId w:val="13"/>
+        </w:numPr>
+      </w:pPr>
+      <w:r>
+        <w:t>As it’s possible, try to put codes that feel more relevant earlier in the string</w:t>
+      </w:r>
+    </w:p>
+    <w:p>
+      <w:pPr>
+        <w:pStyle w:val="ListParagraph"/>
+        <w:numPr>
+          <w:ilvl w:val="0"/>
+          <w:numId w:val="13"/>
+        </w:numPr>
+        <w:rPr>
+          <w:highlight w:val="yellow"/>
+        </w:rPr>
+      </w:pPr>
+      <w:r>
+        <w:rPr>
+          <w:highlight w:val="yellow"/>
+        </w:rPr>
+        <w:t>What to do when you hit the character limit on remarks?</w:t>
+      </w:r>
+      <w:r>
+        <w:rPr>
+          <w:highlight w:val="yellow"/>
+        </w:rPr>
+        <w:t xml:space="preserve"> </w:t>
+      </w:r>
+    </w:p>
+    <w:p>
+      <w:pPr>
+        <w:pStyle w:val="Heading3"/>
+        <w:numPr>
+          <w:ilvl w:val="0"/>
+          <w:numId w:val="9"/>
+        </w:numPr>
+      </w:pPr>
+      <w:commentRangeStart w:id="1"/>
       <w:r>
         <w:t>Hands</w:t>
       </w:r>
       <w:r>
         <w:t>-on Practic</w:t>
       </w:r>
-      <w:commentRangeEnd w:id="2"/>
+      <w:commentRangeEnd w:id="1"/>
       <w:r>
         <w:rPr>
           <w:rStyle w:val="CommentReference"/>
           <w:sz w:val="28"/>
           <w:szCs w:val="28"/>
         </w:rPr>
-        <w:commentReference w:id="2"/>
+        <w:commentReference w:id="1"/>
       </w:r>
       <w:r>
         <w:t>e</w:t>
@@ -772,10 +1039,10 @@
         <w:t>Setup:</w:t>
       </w:r>
       <w:r>
-        <w:t xml:space="preserve"> 3-4 sample contract summaries (not full-text contracts).</w:t>
-      </w:r>
-      <w:r>
-        <w:t xml:space="preserve"> Each DRS classifies independently (no more than 5 min. per contract.) After each contract: what services did you identify? What codes did you assign? Discuss disagreements.</w:t>
+        <w:t xml:space="preserve"> </w:t>
+      </w:r>
+      <w:r>
+        <w:t>Each DRS classifies independently (no more than 5 min. per contract.) After each contract: what services did you identify? What codes did you assign? Discuss disagreements.</w:t>
       </w:r>
     </w:p>
     <w:p>
@@ -792,42 +1059,24 @@
       </w:hyperlink>
     </w:p>
     <w:p>
-      <w:r>
-        <w:rPr>
-          <w:i/>
-          <w:iCs/>
-        </w:rPr>
-        <w:t>Summary Example:</w:t>
-      </w:r>
-      <w:r>
-        <w:t xml:space="preserve"> Contract between LU and the County of XXX Public Works Department. Covered jobs include: …; recognition section states: …</w:t>
-      </w:r>
-      <w:r>
-        <w:t>;</w:t>
-      </w:r>
-      <w:r>
-        <w:t xml:space="preserve"> etc.</w:t>
-      </w:r>
-    </w:p>
-    <w:p>
       <w:pPr>
         <w:pStyle w:val="ListParagraph"/>
         <w:numPr>
           <w:ilvl w:val="0"/>
-          <w:numId w:val="2"/>
-        </w:numPr>
-      </w:pPr>
-      <w:r>
-        <w:t xml:space="preserve">Straightforward single-code: </w:t>
-      </w:r>
-      <w:r>
-        <w:rPr>
-          <w:highlight w:val="yellow"/>
-        </w:rPr>
-        <w:t>city police department</w:t>
-      </w:r>
-      <w:r>
-        <w:t xml:space="preserve"> covering officers, dispatchers, records clerks, maintenance, receptionist.</w:t>
+          <w:numId w:val="14"/>
+        </w:numPr>
+      </w:pPr>
+      <w:r>
+        <w:t>Exercise 1:</w:t>
+      </w:r>
+      <w:r>
+        <w:t xml:space="preserve"> city polic</w:t>
+      </w:r>
+      <w:r>
+        <w:t xml:space="preserve">e </w:t>
+      </w:r>
+      <w:r>
+        <w:t xml:space="preserve">department </w:t>
       </w:r>
     </w:p>
     <w:p>
@@ -835,7 +1084,7 @@
         <w:pStyle w:val="ListParagraph"/>
         <w:numPr>
           <w:ilvl w:val="1"/>
-          <w:numId w:val="2"/>
+          <w:numId w:val="14"/>
         </w:numPr>
       </w:pPr>
       <w:r>
@@ -846,24 +1095,24 @@
       <w:pPr>
         <w:pStyle w:val="ListParagraph"/>
         <w:numPr>
+          <w:ilvl w:val="1"/>
+          <w:numId w:val="14"/>
+        </w:numPr>
+      </w:pPr>
+      <w:r>
+        <w:t>“Why don’t the civilian (support) roles warrant separate codes?”</w:t>
+      </w:r>
+    </w:p>
+    <w:p>
+      <w:pPr>
+        <w:pStyle w:val="ListParagraph"/>
+        <w:numPr>
           <w:ilvl w:val="0"/>
-          <w:numId w:val="2"/>
-        </w:numPr>
-      </w:pPr>
-      <w:r>
-        <w:t xml:space="preserve">Straightforward multi-code: </w:t>
-      </w:r>
-      <w:r>
-        <w:rPr>
-          <w:highlight w:val="yellow"/>
-        </w:rPr>
-        <w:t>wide county PWD</w:t>
-      </w:r>
-      <w:r>
-        <w:t xml:space="preserve"> covering roads, water, </w:t>
-      </w:r>
-      <w:r>
-        <w:t>sewer, parks, mechanics, clerks</w:t>
+          <w:numId w:val="14"/>
+        </w:numPr>
+      </w:pPr>
+      <w:r>
+        <w:t>Exercise 2: wide county PWD</w:t>
       </w:r>
     </w:p>
     <w:p>
@@ -871,11 +1120,17 @@
         <w:pStyle w:val="ListParagraph"/>
         <w:numPr>
           <w:ilvl w:val="1"/>
-          <w:numId w:val="2"/>
-        </w:numPr>
-      </w:pPr>
-      <w:r>
-        <w:t>Answer:</w:t>
+          <w:numId w:val="14"/>
+        </w:numPr>
+      </w:pPr>
+      <w:r>
+        <w:t>Answer: 237310;221310;221320;</w:t>
+      </w:r>
+      <w:r>
+        <w:t>561730;</w:t>
+      </w:r>
+      <w:r>
+        <w:t>562212</w:t>
       </w:r>
     </w:p>
     <w:p>
@@ -883,11 +1138,27 @@
         <w:pStyle w:val="ListParagraph"/>
         <w:numPr>
           <w:ilvl w:val="1"/>
-          <w:numId w:val="2"/>
-        </w:numPr>
-      </w:pPr>
-      <w:r>
-        <w:t>Discussion: why don’t mechanics and clerks get their own codes?</w:t>
+          <w:numId w:val="14"/>
+        </w:numPr>
+      </w:pPr>
+      <w:r>
+        <w:t>“Which pieces of evidence indicate which services?</w:t>
+      </w:r>
+      <w:r>
+        <w:t>”</w:t>
+      </w:r>
+    </w:p>
+    <w:p>
+      <w:pPr>
+        <w:pStyle w:val="ListParagraph"/>
+        <w:numPr>
+          <w:ilvl w:val="1"/>
+          <w:numId w:val="14"/>
+        </w:numPr>
+      </w:pPr>
+      <w:r>
+        <w:lastRenderedPageBreak/>
+        <w:t>“Is landfill a distinct service?”</w:t>
       </w:r>
     </w:p>
     <w:p>
@@ -895,20 +1166,14 @@
         <w:pStyle w:val="ListParagraph"/>
         <w:numPr>
           <w:ilvl w:val="0"/>
-          <w:numId w:val="2"/>
-        </w:numPr>
-      </w:pPr>
-      <w:r>
-        <w:t xml:space="preserve">Ambiguous support roles: </w:t>
-      </w:r>
-      <w:r>
-        <w:rPr>
-          <w:highlight w:val="yellow"/>
-        </w:rPr>
-        <w:t>city road department</w:t>
-      </w:r>
-      <w:r>
-        <w:t xml:space="preserve"> covering road crew, mechanics, building maintenance, clerical, etc.</w:t>
+          <w:numId w:val="14"/>
+        </w:numPr>
+      </w:pPr>
+      <w:r>
+        <w:t xml:space="preserve">Exercise 3: </w:t>
+      </w:r>
+      <w:r>
+        <w:t>road division with support roles</w:t>
       </w:r>
     </w:p>
     <w:p>
@@ -916,7 +1181,7 @@
         <w:pStyle w:val="ListParagraph"/>
         <w:numPr>
           <w:ilvl w:val="1"/>
-          <w:numId w:val="2"/>
+          <w:numId w:val="14"/>
         </w:numPr>
       </w:pPr>
       <w:r>
@@ -928,14 +1193,11 @@
         <w:pStyle w:val="ListParagraph"/>
         <w:numPr>
           <w:ilvl w:val="1"/>
-          <w:numId w:val="2"/>
-        </w:numPr>
-      </w:pPr>
-      <w:r>
-        <w:t xml:space="preserve">Discussion: </w:t>
-      </w:r>
-      <w:r>
-        <w:t>building maintenance for the road department garage is a part of road maintenance operations, not a separate facilities maintenance service.</w:t>
+          <w:numId w:val="14"/>
+        </w:numPr>
+      </w:pPr>
+      <w:r>
+        <w:t>“What evidence indicates that support roles are clearly tied to road maintenance operations?”</w:t>
       </w:r>
     </w:p>
     <w:p>
@@ -943,35 +1205,11 @@
         <w:pStyle w:val="ListParagraph"/>
         <w:numPr>
           <w:ilvl w:val="0"/>
-          <w:numId w:val="2"/>
-        </w:numPr>
-        <w:rPr>
-          <w:highlight w:val="yellow"/>
-        </w:rPr>
-      </w:pPr>
-      <w:r>
-        <w:t>Contract-vs</w:t>
-      </w:r>
-      <w:r>
-        <w:t xml:space="preserve">-employer exercise: </w:t>
-      </w:r>
-      <w:r>
-        <w:t>employed by grocery</w:t>
-      </w:r>
-      <w:r>
-        <w:t xml:space="preserve"> retailer </w:t>
-      </w:r>
-      <w:r>
-        <w:t>retail chain, worksite specific to distribution warehouse, covers forklift, order pickers, shipping clerks, drivers, building maintenance</w:t>
-      </w:r>
-      <w:r>
-        <w:t xml:space="preserve">; </w:t>
-      </w:r>
-      <w:r>
-        <w:rPr>
-          <w:highlight w:val="yellow"/>
-        </w:rPr>
-        <w:t>keep unclear whether it’s general grocery line vs. fresh fruit vs. other</w:t>
+          <w:numId w:val="14"/>
+        </w:numPr>
+      </w:pPr>
+      <w:r>
+        <w:t>Exercise 4: Albertson’s warehouse and distribution</w:t>
       </w:r>
     </w:p>
     <w:p>
@@ -979,30 +1217,195 @@
         <w:pStyle w:val="ListParagraph"/>
         <w:numPr>
           <w:ilvl w:val="1"/>
-          <w:numId w:val="2"/>
-        </w:numPr>
-      </w:pPr>
-      <w:r>
-        <w:t>Answer:</w:t>
-      </w:r>
-      <w:r>
-        <w:t xml:space="preserve"> </w:t>
-      </w:r>
-      <w:commentRangeStart w:id="3"/>
-      <w:r>
-        <w:t>424400</w:t>
-      </w:r>
-      <w:commentRangeEnd w:id="3"/>
-      <w:r>
-        <w:rPr>
-          <w:rStyle w:val="CommentReference"/>
-          <w:sz w:val="24"/>
-          <w:szCs w:val="24"/>
-        </w:rPr>
-        <w:commentReference w:id="3"/>
-      </w:r>
-      <w:r>
-        <w:t xml:space="preserve">; definitely covers “Grocery and Related Merchant Wholesalers,” unclear from provided information which six-digit specific sector the work supports. </w:t>
+          <w:numId w:val="14"/>
+        </w:numPr>
+      </w:pPr>
+      <w:r>
+        <w:t xml:space="preserve">Answer: </w:t>
+      </w:r>
+      <w:r>
+        <w:t>493110;</w:t>
+      </w:r>
+      <w:r>
+        <w:t>484110</w:t>
+      </w:r>
+    </w:p>
+    <w:p>
+      <w:pPr>
+        <w:pStyle w:val="ListParagraph"/>
+        <w:numPr>
+          <w:ilvl w:val="1"/>
+          <w:numId w:val="14"/>
+        </w:numPr>
+      </w:pPr>
+      <w:r>
+        <w:t>“Why warehousing and not wholesale?”</w:t>
+      </w:r>
+    </w:p>
+    <w:p>
+      <w:pPr>
+        <w:pStyle w:val="ListParagraph"/>
+        <w:numPr>
+          <w:ilvl w:val="2"/>
+          <w:numId w:val="14"/>
+        </w:numPr>
+      </w:pPr>
+      <w:r>
+        <w:t>No sales or purchasing function present</w:t>
+      </w:r>
+    </w:p>
+    <w:p>
+      <w:pPr>
+        <w:pStyle w:val="ListParagraph"/>
+        <w:numPr>
+          <w:ilvl w:val="1"/>
+          <w:numId w:val="14"/>
+        </w:numPr>
+      </w:pPr>
+      <w:r>
+        <w:t>“Why freight trucking?”</w:t>
+      </w:r>
+    </w:p>
+    <w:p>
+      <w:pPr>
+        <w:pStyle w:val="ListParagraph"/>
+        <w:numPr>
+          <w:ilvl w:val="2"/>
+          <w:numId w:val="14"/>
+        </w:numPr>
+      </w:pPr>
+      <w:r>
+        <w:t>Economic activity of this unit is to transport goods over the road</w:t>
+      </w:r>
+    </w:p>
+    <w:p>
+      <w:pPr>
+        <w:pStyle w:val="ListParagraph"/>
+        <w:numPr>
+          <w:ilvl w:val="1"/>
+          <w:numId w:val="14"/>
+        </w:numPr>
+      </w:pPr>
+      <w:r>
+        <w:t>“Why not grocery retail?”</w:t>
+      </w:r>
+    </w:p>
+    <w:p>
+      <w:pPr>
+        <w:pStyle w:val="ListParagraph"/>
+        <w:numPr>
+          <w:ilvl w:val="2"/>
+          <w:numId w:val="14"/>
+        </w:numPr>
+      </w:pPr>
+      <w:r>
+        <w:t>Workers under the contract do not directly support retail trade. They’re engaged in warehousing and trucking in support of grocery retail.</w:t>
+      </w:r>
+    </w:p>
+    <w:p>
+      <w:pPr>
+        <w:pStyle w:val="ListParagraph"/>
+        <w:numPr>
+          <w:ilvl w:val="1"/>
+          <w:numId w:val="14"/>
+        </w:numPr>
+      </w:pPr>
+      <w:r>
+        <w:t>“Why not trailing zeros for the warehouse unit?”</w:t>
+      </w:r>
+    </w:p>
+    <w:p>
+      <w:pPr>
+        <w:pStyle w:val="ListParagraph"/>
+        <w:numPr>
+          <w:ilvl w:val="2"/>
+          <w:numId w:val="14"/>
+        </w:numPr>
+      </w:pPr>
+      <w:r>
+        <w:t xml:space="preserve">Contract specifies that the worksite handles dry general merchandise. </w:t>
+      </w:r>
+    </w:p>
+    <w:p>
+      <w:pPr>
+        <w:pStyle w:val="ListParagraph"/>
+        <w:numPr>
+          <w:ilvl w:val="0"/>
+          <w:numId w:val="14"/>
+        </w:numPr>
+      </w:pPr>
+      <w:r>
+        <w:t>Exercise 5: Sysco distribution and sales</w:t>
+      </w:r>
+    </w:p>
+    <w:p>
+      <w:pPr>
+        <w:pStyle w:val="ListParagraph"/>
+        <w:numPr>
+          <w:ilvl w:val="1"/>
+          <w:numId w:val="14"/>
+        </w:numPr>
+      </w:pPr>
+      <w:r>
+        <w:t>Answer: 424410</w:t>
+      </w:r>
+    </w:p>
+    <w:p>
+      <w:pPr>
+        <w:pStyle w:val="ListParagraph"/>
+        <w:numPr>
+          <w:ilvl w:val="1"/>
+          <w:numId w:val="14"/>
+        </w:numPr>
+      </w:pPr>
+      <w:r>
+        <w:t>“Why only one code?” Contrast with Example 4</w:t>
+      </w:r>
+    </w:p>
+    <w:p>
+      <w:pPr>
+        <w:pStyle w:val="ListParagraph"/>
+        <w:numPr>
+          <w:ilvl w:val="2"/>
+          <w:numId w:val="14"/>
+        </w:numPr>
+      </w:pPr>
+      <w:r>
+        <w:t>In Example 5, the presence of route sales representatives recontextualizes the warehouse/delivery operations.</w:t>
+      </w:r>
+    </w:p>
+    <w:p>
+      <w:pPr>
+        <w:pStyle w:val="ListParagraph"/>
+        <w:numPr>
+          <w:ilvl w:val="2"/>
+          <w:numId w:val="14"/>
+        </w:numPr>
+      </w:pPr>
+      <w:r>
+        <w:t xml:space="preserve">In Example 4, the warehouse and delivery operations were standalone and </w:t>
+      </w:r>
+      <w:r>
+        <w:rPr>
+          <w:b/>
+          <w:bCs/>
+        </w:rPr>
+        <w:t>indirectly</w:t>
+      </w:r>
+      <w:r>
+        <w:t xml:space="preserve"> support retail trade (nobody working under the contract was engaged in wholesale trade)</w:t>
+      </w:r>
+    </w:p>
+    <w:p>
+      <w:pPr>
+        <w:pStyle w:val="ListParagraph"/>
+        <w:numPr>
+          <w:ilvl w:val="2"/>
+          <w:numId w:val="14"/>
+        </w:numPr>
+      </w:pPr>
+      <w:r>
+        <w:t>In Example 5, because the contract provides evidence of wholesale trade as a function of the covered workers, warehouse and delivery are understood as directly supporting wholesale trade.</w:t>
       </w:r>
     </w:p>
     <w:p>
@@ -1101,6 +1504,7 @@
         </w:numPr>
       </w:pPr>
       <w:r>
+        <w:lastRenderedPageBreak/>
         <w:t xml:space="preserve">If a support role doesn’t clearly point to a distinct </w:t>
       </w:r>
       <w:r>
@@ -1263,102 +1667,6 @@
       </w:pPr>
       <w:r>
         <w:t>If it’s unclear whether a service is covered, don’t guess: classify what’s clearly there and flag the ambiguity for team discussion.</w:t>
-      </w:r>
-    </w:p>
-    <w:p>
-      <w:pPr>
-        <w:rPr>
-          <w:b/>
-          <w:bCs/>
-        </w:rPr>
-      </w:pPr>
-      <w:r>
-        <w:rPr>
-          <w:b/>
-          <w:bCs/>
-        </w:rPr>
-        <w:t>Pitfall 5: Over-specificity</w:t>
-      </w:r>
-    </w:p>
-    <w:p>
-      <w:pPr>
-        <w:pStyle w:val="ListParagraph"/>
-        <w:numPr>
-          <w:ilvl w:val="0"/>
-          <w:numId w:val="6"/>
-        </w:numPr>
-      </w:pPr>
-      <w:r>
-        <w:t>Each distinct type of work gets one code.</w:t>
-      </w:r>
-    </w:p>
-    <w:p>
-      <w:pPr>
-        <w:pStyle w:val="ListParagraph"/>
-        <w:numPr>
-          <w:ilvl w:val="0"/>
-          <w:numId w:val="6"/>
-        </w:numPr>
-      </w:pPr>
-      <w:r>
-        <w:t>If a dairy plant makes fluid milk, butter, and cheese, it’s less important to capture the distinction between butter and cheese than it is to place it in the Dairy Product Manufacturing 4-digit sector.</w:t>
-      </w:r>
-    </w:p>
-    <w:p>
-      <w:pPr>
-        <w:pStyle w:val="ListParagraph"/>
-        <w:numPr>
-          <w:ilvl w:val="0"/>
-          <w:numId w:val="6"/>
-        </w:numPr>
-      </w:pPr>
-      <w:r>
-        <w:t xml:space="preserve">If you’re confident at the four-digit level but uncertain </w:t>
-      </w:r>
-      <w:r>
-        <w:t>which six-digit code is best, use trailing zeroes</w:t>
-      </w:r>
-    </w:p>
-    <w:p>
-      <w:pPr>
-        <w:pStyle w:val="ListParagraph"/>
-        <w:numPr>
-          <w:ilvl w:val="0"/>
-          <w:numId w:val="6"/>
-        </w:numPr>
-      </w:pPr>
-      <w:commentRangeStart w:id="4"/>
-      <w:commentRangeStart w:id="5"/>
-      <w:commentRangeStart w:id="6"/>
-      <w:r>
-        <w:t xml:space="preserve">Classifying multiple codes from the same four-digit sector is generally a signal of over-specificity. </w:t>
-      </w:r>
-      <w:commentRangeEnd w:id="4"/>
-      <w:r>
-        <w:rPr>
-          <w:rStyle w:val="CommentReference"/>
-          <w:sz w:val="24"/>
-          <w:szCs w:val="24"/>
-        </w:rPr>
-        <w:commentReference w:id="4"/>
-      </w:r>
-      <w:commentRangeEnd w:id="5"/>
-      <w:r>
-        <w:rPr>
-          <w:rStyle w:val="CommentReference"/>
-          <w:sz w:val="24"/>
-          <w:szCs w:val="24"/>
-        </w:rPr>
-        <w:commentReference w:id="5"/>
-      </w:r>
-      <w:commentRangeEnd w:id="6"/>
-      <w:r>
-        <w:rPr>
-          <w:rStyle w:val="CommentReference"/>
-          <w:sz w:val="24"/>
-          <w:szCs w:val="24"/>
-        </w:rPr>
-        <w:commentReference w:id="6"/>
       </w:r>
     </w:p>
     <w:p>
@@ -1473,7 +1781,7 @@
       </w:r>
     </w:p>
   </w:comment>
-  <w:comment w:id="1" w:author="Emma Damazo" w:date="2026-02-26T10:29:00Z" w:initials="ED">
+  <w:comment w:id="1" w:author="Emma Damazo" w:date="2026-02-26T10:31:00Z" w:initials="ED">
     <w:p>
       <w:pPr>
         <w:pStyle w:val="CommentText"/>
@@ -1485,87 +1793,7 @@
         <w:annotationRef/>
       </w:r>
       <w:r>
-        <w:t>update with fixes from SOP doc</w:t>
-      </w:r>
-    </w:p>
-  </w:comment>
-  <w:comment w:id="2" w:author="Emma Damazo" w:date="2026-02-26T10:31:00Z" w:initials="ED">
-    <w:p>
-      <w:pPr>
-        <w:pStyle w:val="CommentText"/>
-      </w:pPr>
-      <w:r>
-        <w:rPr>
-          <w:rStyle w:val="CommentReference"/>
-        </w:rPr>
-        <w:annotationRef/>
-      </w:r>
-      <w:r>
         <w:t>demonstrate typing NAICS ALl thing into Edit Contracts</w:t>
-      </w:r>
-    </w:p>
-  </w:comment>
-  <w:comment w:id="3" w:author="Emma Damazo" w:date="2026-02-26T10:25:00Z" w:initials="ED">
-    <w:p>
-      <w:pPr>
-        <w:pStyle w:val="CommentText"/>
-      </w:pPr>
-      <w:r>
-        <w:rPr>
-          <w:rStyle w:val="CommentReference"/>
-        </w:rPr>
-        <w:annotationRef/>
-      </w:r>
-      <w:r>
-        <w:t>Would be warehousing and maybe trucking</w:t>
-      </w:r>
-    </w:p>
-  </w:comment>
-  <w:comment w:id="4" w:author="William Mayer" w:date="2026-02-24T14:34:00Z" w:initials="WM">
-    <w:p>
-      <w:pPr>
-        <w:pStyle w:val="CommentText"/>
-      </w:pPr>
-      <w:r>
-        <w:rPr>
-          <w:rStyle w:val="CommentReference"/>
-        </w:rPr>
-        <w:annotationRef/>
-      </w:r>
-      <w:r>
-        <w:t>Relates to my question from SOP 2.5; I can see the argument that we should avoid spending classification time on tagging more than one code from the same 4-digit sector but I’m not 100% confident</w:t>
-      </w:r>
-    </w:p>
-  </w:comment>
-  <w:comment w:id="5" w:author="William Mayer" w:date="2026-02-24T14:35:00Z" w:initials="WM">
-    <w:p>
-      <w:pPr>
-        <w:pStyle w:val="CommentText"/>
-      </w:pPr>
-      <w:r>
-        <w:rPr>
-          <w:rStyle w:val="CommentReference"/>
-        </w:rPr>
-        <w:annotationRef/>
-      </w:r>
-      <w:r>
-        <w:t>I would imagine that it’s more helpful for researchers to query at the four-digit level and drill down from there. So it wouldn’t make a huge difference between a) 311500 (dairy product manufacturing) vs. b) 311511 (fluid milk) vs. c) 311511 (fluid milk) AND 311512 (butter)</w:t>
-      </w:r>
-    </w:p>
-  </w:comment>
-  <w:comment w:id="6" w:author="Emma Damazo" w:date="2026-02-26T09:41:00Z" w:initials="ED">
-    <w:p>
-      <w:pPr>
-        <w:pStyle w:val="CommentText"/>
-      </w:pPr>
-      <w:r>
-        <w:rPr>
-          <w:rStyle w:val="CommentReference"/>
-        </w:rPr>
-        <w:annotationRef/>
-      </w:r>
-      <w:r>
-        <w:t>Slight disagreement here that we can discuss</w:t>
       </w:r>
     </w:p>
   </w:comment>
@@ -1575,42 +1803,140 @@
 <file path=word/commentsExtended.xml><?xml version="1.0" encoding="utf-8"?>
 <w15:commentsEx xmlns:wpc="http://schemas.microsoft.com/office/word/2010/wordprocessingCanvas" xmlns:cx="http://schemas.microsoft.com/office/drawing/2014/chartex" xmlns:cx1="http://schemas.microsoft.com/office/drawing/2015/9/8/chartex" xmlns:cx2="http://schemas.microsoft.com/office/drawing/2015/10/21/chartex" xmlns:cx3="http://schemas.microsoft.com/office/drawing/2016/5/9/chartex" xmlns:cx4="http://schemas.microsoft.com/office/drawing/2016/5/10/chartex" xmlns:cx5="http://schemas.microsoft.com/office/drawing/2016/5/11/chartex" xmlns:cx6="http://schemas.microsoft.com/office/drawing/2016/5/12/chartex" xmlns:cx7="http://schemas.microsoft.com/office/drawing/2016/5/13/chartex" xmlns:cx8="http://schemas.microsoft.com/office/drawing/2016/5/14/chartex" xmlns:mc="http://schemas.openxmlformats.org/markup-compatibility/2006" xmlns:aink="http://schemas.microsoft.com/office/drawing/2016/ink" xmlns:am3d="http://schemas.microsoft.com/office/drawing/2017/model3d" xmlns:o="urn:schemas-microsoft-com:office:office" xmlns:oel="http://schemas.microsoft.com/office/2019/extlst" xmlns:r="http://schemas.openxmlformats.org/officeDocument/2006/relationships" xmlns:m="http://schemas.openxmlformats.org/officeDocument/2006/math" xmlns:v="urn:schemas-microsoft-com:vml" xmlns:wp14="http://schemas.microsoft.com/office/word/2010/wordprocessingDrawing" xmlns:wp="http://schemas.openxmlformats.org/drawingml/2006/wordprocessingDrawing" xmlns:w10="urn:schemas-microsoft-com:office:word" xmlns:w="http://schemas.openxmlformats.org/wordprocessingml/2006/main" xmlns:w14="http://schemas.microsoft.com/office/word/2010/wordml" xmlns:w15="http://schemas.microsoft.com/office/word/2012/wordml" xmlns:w16cex="http://schemas.microsoft.com/office/word/2018/wordml/cex" xmlns:w16cid="http://schemas.microsoft.com/office/word/2016/wordml/cid" xmlns:w16="http://schemas.microsoft.com/office/word/2018/wordml" xmlns:w16du="http://schemas.microsoft.com/office/word/2023/wordml/word16du" xmlns:w16sdtdh="http://schemas.microsoft.com/office/word/2020/wordml/sdtdatahash" xmlns:w16sdtfl="http://schemas.microsoft.com/office/word/2024/wordml/sdtformatlock" xmlns:w16se="http://schemas.microsoft.com/office/word/2015/wordml/symex" xmlns:wpg="http://schemas.microsoft.com/office/word/2010/wordprocessingGroup" xmlns:wpi="http://schemas.microsoft.com/office/word/2010/wordprocessingInk" xmlns:wne="http://schemas.microsoft.com/office/word/2006/wordml" xmlns:wps="http://schemas.microsoft.com/office/word/2010/wordprocessingShape" mc:Ignorable="w14 w15 w16se w16cid w16 w16cex w16sdtdh w16sdtfl w16du wp14">
   <w15:commentEx w15:paraId="2CFDDB46" w15:done="0"/>
-  <w15:commentEx w15:paraId="6DD4B34F" w15:done="0"/>
   <w15:commentEx w15:paraId="32C2AAC5" w15:done="0"/>
-  <w15:commentEx w15:paraId="75F4EB44" w15:done="0"/>
-  <w15:commentEx w15:paraId="60846C7D" w15:done="0"/>
-  <w15:commentEx w15:paraId="64635C51" w15:paraIdParent="60846C7D" w15:done="0"/>
-  <w15:commentEx w15:paraId="373605F9" w15:paraIdParent="60846C7D" w15:done="0"/>
 </w15:commentsEx>
 </file>
 
 <file path=word/commentsExtensible.xml><?xml version="1.0" encoding="utf-8"?>
 <w16cex:commentsExtensible xmlns:wpc="http://schemas.microsoft.com/office/word/2010/wordprocessingCanvas" xmlns:cx="http://schemas.microsoft.com/office/drawing/2014/chartex" xmlns:cx1="http://schemas.microsoft.com/office/drawing/2015/9/8/chartex" xmlns:cx2="http://schemas.microsoft.com/office/drawing/2015/10/21/chartex" xmlns:cx3="http://schemas.microsoft.com/office/drawing/2016/5/9/chartex" xmlns:cx4="http://schemas.microsoft.com/office/drawing/2016/5/10/chartex" xmlns:cx5="http://schemas.microsoft.com/office/drawing/2016/5/11/chartex" xmlns:cx6="http://schemas.microsoft.com/office/drawing/2016/5/12/chartex" xmlns:cx7="http://schemas.microsoft.com/office/drawing/2016/5/13/chartex" xmlns:cx8="http://schemas.microsoft.com/office/drawing/2016/5/14/chartex" xmlns:cr="http://schemas.microsoft.com/office/comments/2020/reactions" xmlns:mc="http://schemas.openxmlformats.org/markup-compatibility/2006" xmlns:aink="http://schemas.microsoft.com/office/drawing/2016/ink" xmlns:am3d="http://schemas.microsoft.com/office/drawing/2017/model3d" xmlns:o="urn:schemas-microsoft-com:office:office" xmlns:oel="http://schemas.microsoft.com/office/2019/extlst" xmlns:r="http://schemas.openxmlformats.org/officeDocument/2006/relationships" xmlns:m="http://schemas.openxmlformats.org/officeDocument/2006/math" xmlns:v="urn:schemas-microsoft-com:vml" xmlns:wp14="http://schemas.microsoft.com/office/word/2010/wordprocessingDrawing" xmlns:wp="http://schemas.openxmlformats.org/drawingml/2006/wordprocessingDrawing" xmlns:w10="urn:schemas-microsoft-com:office:word" xmlns:w="http://schemas.openxmlformats.org/wordprocessingml/2006/main" xmlns:w14="http://schemas.microsoft.com/office/word/2010/wordml" xmlns:w15="http://schemas.microsoft.com/office/word/2012/wordml" xmlns:w16cex="http://schemas.microsoft.com/office/word/2018/wordml/cex" xmlns:w16cid="http://schemas.microsoft.com/office/word/2016/wordml/cid" xmlns:w16="http://schemas.microsoft.com/office/word/2018/wordml" xmlns:w16du="http://schemas.microsoft.com/office/word/2023/wordml/word16du" xmlns:w16sdtdh="http://schemas.microsoft.com/office/word/2020/wordml/sdtdatahash" xmlns:w16sdtfl="http://schemas.microsoft.com/office/word/2024/wordml/sdtformatlock" xmlns:w16se="http://schemas.microsoft.com/office/word/2015/wordml/symex" xmlns:wpg="http://schemas.microsoft.com/office/word/2010/wordprocessingGroup" xmlns:wpi="http://schemas.microsoft.com/office/word/2010/wordprocessingInk" xmlns:wne="http://schemas.microsoft.com/office/word/2006/wordml" xmlns:wps="http://schemas.microsoft.com/office/word/2010/wordprocessingShape" mc:Ignorable="w14 w15 w16se w16cid w16 w16cex w16sdtdh w16sdtfl cr w16du wp14">
   <w16cex:commentExtensible w16cex:durableId="4A8BFE58" w16cex:dateUtc="2026-02-24T19:48:00Z"/>
-  <w16cex:commentExtensible w16cex:durableId="4CDC099F" w16cex:dateUtc="2026-02-26T15:29:00Z"/>
   <w16cex:commentExtensible w16cex:durableId="67A2DB3F" w16cex:dateUtc="2026-02-26T15:31:00Z"/>
-  <w16cex:commentExtensible w16cex:durableId="696A9BEA" w16cex:dateUtc="2026-02-26T15:25:00Z"/>
-  <w16cex:commentExtensible w16cex:durableId="4353E386" w16cex:dateUtc="2026-02-24T19:34:00Z"/>
-  <w16cex:commentExtensible w16cex:durableId="1ADA9820" w16cex:dateUtc="2026-02-24T19:35:00Z"/>
-  <w16cex:commentExtensible w16cex:durableId="1D23EF44" w16cex:dateUtc="2026-02-26T14:41:00Z"/>
 </w16cex:commentsExtensible>
 </file>
 
 <file path=word/commentsIds.xml><?xml version="1.0" encoding="utf-8"?>
 <w16cid:commentsIds xmlns:wpc="http://schemas.microsoft.com/office/word/2010/wordprocessingCanvas" xmlns:cx="http://schemas.microsoft.com/office/drawing/2014/chartex" xmlns:cx1="http://schemas.microsoft.com/office/drawing/2015/9/8/chartex" xmlns:cx2="http://schemas.microsoft.com/office/drawing/2015/10/21/chartex" xmlns:cx3="http://schemas.microsoft.com/office/drawing/2016/5/9/chartex" xmlns:cx4="http://schemas.microsoft.com/office/drawing/2016/5/10/chartex" xmlns:cx5="http://schemas.microsoft.com/office/drawing/2016/5/11/chartex" xmlns:cx6="http://schemas.microsoft.com/office/drawing/2016/5/12/chartex" xmlns:cx7="http://schemas.microsoft.com/office/drawing/2016/5/13/chartex" xmlns:cx8="http://schemas.microsoft.com/office/drawing/2016/5/14/chartex" xmlns:mc="http://schemas.openxmlformats.org/markup-compatibility/2006" xmlns:aink="http://schemas.microsoft.com/office/drawing/2016/ink" xmlns:am3d="http://schemas.microsoft.com/office/drawing/2017/model3d" xmlns:o="urn:schemas-microsoft-com:office:office" xmlns:oel="http://schemas.microsoft.com/office/2019/extlst" xmlns:r="http://schemas.openxmlformats.org/officeDocument/2006/relationships" xmlns:m="http://schemas.openxmlformats.org/officeDocument/2006/math" xmlns:v="urn:schemas-microsoft-com:vml" xmlns:wp14="http://schemas.microsoft.com/office/word/2010/wordprocessingDrawing" xmlns:wp="http://schemas.openxmlformats.org/drawingml/2006/wordprocessingDrawing" xmlns:w10="urn:schemas-microsoft-com:office:word" xmlns:w="http://schemas.openxmlformats.org/wordprocessingml/2006/main" xmlns:w14="http://schemas.microsoft.com/office/word/2010/wordml" xmlns:w15="http://schemas.microsoft.com/office/word/2012/wordml" xmlns:w16cex="http://schemas.microsoft.com/office/word/2018/wordml/cex" xmlns:w16cid="http://schemas.microsoft.com/office/word/2016/wordml/cid" xmlns:w16="http://schemas.microsoft.com/office/word/2018/wordml" xmlns:w16du="http://schemas.microsoft.com/office/word/2023/wordml/word16du" xmlns:w16sdtdh="http://schemas.microsoft.com/office/word/2020/wordml/sdtdatahash" xmlns:w16sdtfl="http://schemas.microsoft.com/office/word/2024/wordml/sdtformatlock" xmlns:w16se="http://schemas.microsoft.com/office/word/2015/wordml/symex" xmlns:wpg="http://schemas.microsoft.com/office/word/2010/wordprocessingGroup" xmlns:wpi="http://schemas.microsoft.com/office/word/2010/wordprocessingInk" xmlns:wne="http://schemas.microsoft.com/office/word/2006/wordml" xmlns:wps="http://schemas.microsoft.com/office/word/2010/wordprocessingShape" mc:Ignorable="w14 w15 w16se w16cid w16 w16cex w16sdtdh w16sdtfl w16du wp14">
   <w16cid:commentId w16cid:paraId="2CFDDB46" w16cid:durableId="4A8BFE58"/>
-  <w16cid:commentId w16cid:paraId="6DD4B34F" w16cid:durableId="4CDC099F"/>
   <w16cid:commentId w16cid:paraId="32C2AAC5" w16cid:durableId="67A2DB3F"/>
-  <w16cid:commentId w16cid:paraId="75F4EB44" w16cid:durableId="696A9BEA"/>
-  <w16cid:commentId w16cid:paraId="60846C7D" w16cid:durableId="4353E386"/>
-  <w16cid:commentId w16cid:paraId="64635C51" w16cid:durableId="1ADA9820"/>
-  <w16cid:commentId w16cid:paraId="373605F9" w16cid:durableId="1D23EF44"/>
 </w16cid:commentsIds>
 </file>
 
 <file path=word/numbering.xml><?xml version="1.0" encoding="utf-8"?>
 <w:numbering xmlns:wpc="http://schemas.microsoft.com/office/word/2010/wordprocessingCanvas" xmlns:cx="http://schemas.microsoft.com/office/drawing/2014/chartex" xmlns:cx1="http://schemas.microsoft.com/office/drawing/2015/9/8/chartex" xmlns:cx2="http://schemas.microsoft.com/office/drawing/2015/10/21/chartex" xmlns:cx3="http://schemas.microsoft.com/office/drawing/2016/5/9/chartex" xmlns:cx4="http://schemas.microsoft.com/office/drawing/2016/5/10/chartex" xmlns:cx5="http://schemas.microsoft.com/office/drawing/2016/5/11/chartex" xmlns:cx6="http://schemas.microsoft.com/office/drawing/2016/5/12/chartex" xmlns:cx7="http://schemas.microsoft.com/office/drawing/2016/5/13/chartex" xmlns:cx8="http://schemas.microsoft.com/office/drawing/2016/5/14/chartex" xmlns:mc="http://schemas.openxmlformats.org/markup-compatibility/2006" xmlns:aink="http://schemas.microsoft.com/office/drawing/2016/ink" xmlns:am3d="http://schemas.microsoft.com/office/drawing/2017/model3d" xmlns:o="urn:schemas-microsoft-com:office:office" xmlns:oel="http://schemas.microsoft.com/office/2019/extlst" xmlns:r="http://schemas.openxmlformats.org/officeDocument/2006/relationships" xmlns:m="http://schemas.openxmlformats.org/officeDocument/2006/math" xmlns:v="urn:schemas-microsoft-com:vml" xmlns:wp14="http://schemas.microsoft.com/office/word/2010/wordprocessingDrawing" xmlns:wp="http://schemas.openxmlformats.org/drawingml/2006/wordprocessingDrawing" xmlns:w10="urn:schemas-microsoft-com:office:word" xmlns:w="http://schemas.openxmlformats.org/wordprocessingml/2006/main" xmlns:w14="http://schemas.microsoft.com/office/word/2010/wordml" xmlns:w15="http://schemas.microsoft.com/office/word/2012/wordml" xmlns:w16cex="http://schemas.microsoft.com/office/word/2018/wordml/cex" xmlns:w16cid="http://schemas.microsoft.com/office/word/2016/wordml/cid" xmlns:w16="http://schemas.microsoft.com/office/word/2018/wordml" xmlns:w16du="http://schemas.microsoft.com/office/word/2023/wordml/word16du" xmlns:w16sdtdh="http://schemas.microsoft.com/office/word/2020/wordml/sdtdatahash" xmlns:w16sdtfl="http://schemas.microsoft.com/office/word/2024/wordml/sdtformatlock" xmlns:w16se="http://schemas.microsoft.com/office/word/2015/wordml/symex" xmlns:wpg="http://schemas.microsoft.com/office/word/2010/wordprocessingGroup" xmlns:wpi="http://schemas.microsoft.com/office/word/2010/wordprocessingInk" xmlns:wne="http://schemas.microsoft.com/office/word/2006/wordml" xmlns:wps="http://schemas.microsoft.com/office/word/2010/wordprocessingShape" mc:Ignorable="w14 w15 w16se w16cid w16 w16cex w16sdtdh w16sdtfl w16du wp14">
   <w:abstractNum w:abstractNumId="0" w15:restartNumberingAfterBreak="0">
+    <w:nsid w:val="060221B2"/>
+    <w:multiLevelType w:val="hybridMultilevel"/>
+    <w:tmpl w:val="B33C9D86"/>
+    <w:lvl w:ilvl="0" w:tplc="04090001">
+      <w:start w:val="1"/>
+      <w:numFmt w:val="bullet"/>
+      <w:lvlText w:val=""/>
+      <w:lvlJc w:val="left"/>
+      <w:pPr>
+        <w:ind w:left="720" w:hanging="360"/>
+      </w:pPr>
+      <w:rPr>
+        <w:rFonts w:ascii="Symbol" w:hAnsi="Symbol" w:hint="default"/>
+      </w:rPr>
+    </w:lvl>
+    <w:lvl w:ilvl="1" w:tplc="04090003" w:tentative="1">
+      <w:start w:val="1"/>
+      <w:numFmt w:val="bullet"/>
+      <w:lvlText w:val="o"/>
+      <w:lvlJc w:val="left"/>
+      <w:pPr>
+        <w:ind w:left="1440" w:hanging="360"/>
+      </w:pPr>
+      <w:rPr>
+        <w:rFonts w:ascii="Courier New" w:hAnsi="Courier New" w:cs="Courier New" w:hint="default"/>
+      </w:rPr>
+    </w:lvl>
+    <w:lvl w:ilvl="2" w:tplc="04090005" w:tentative="1">
+      <w:start w:val="1"/>
+      <w:numFmt w:val="bullet"/>
+      <w:lvlText w:val=""/>
+      <w:lvlJc w:val="left"/>
+      <w:pPr>
+        <w:ind w:left="2160" w:hanging="360"/>
+      </w:pPr>
+      <w:rPr>
+        <w:rFonts w:ascii="Wingdings" w:hAnsi="Wingdings" w:hint="default"/>
+      </w:rPr>
+    </w:lvl>
+    <w:lvl w:ilvl="3" w:tplc="04090001" w:tentative="1">
+      <w:start w:val="1"/>
+      <w:numFmt w:val="bullet"/>
+      <w:lvlText w:val=""/>
+      <w:lvlJc w:val="left"/>
+      <w:pPr>
+        <w:ind w:left="2880" w:hanging="360"/>
+      </w:pPr>
+      <w:rPr>
+        <w:rFonts w:ascii="Symbol" w:hAnsi="Symbol" w:hint="default"/>
+      </w:rPr>
+    </w:lvl>
+    <w:lvl w:ilvl="4" w:tplc="04090003" w:tentative="1">
+      <w:start w:val="1"/>
+      <w:numFmt w:val="bullet"/>
+      <w:lvlText w:val="o"/>
+      <w:lvlJc w:val="left"/>
+      <w:pPr>
+        <w:ind w:left="3600" w:hanging="360"/>
+      </w:pPr>
+      <w:rPr>
+        <w:rFonts w:ascii="Courier New" w:hAnsi="Courier New" w:cs="Courier New" w:hint="default"/>
+      </w:rPr>
+    </w:lvl>
+    <w:lvl w:ilvl="5" w:tplc="04090005" w:tentative="1">
+      <w:start w:val="1"/>
+      <w:numFmt w:val="bullet"/>
+      <w:lvlText w:val=""/>
+      <w:lvlJc w:val="left"/>
+      <w:pPr>
+        <w:ind w:left="4320" w:hanging="360"/>
+      </w:pPr>
+      <w:rPr>
+        <w:rFonts w:ascii="Wingdings" w:hAnsi="Wingdings" w:hint="default"/>
+      </w:rPr>
+    </w:lvl>
+    <w:lvl w:ilvl="6" w:tplc="04090001" w:tentative="1">
+      <w:start w:val="1"/>
+      <w:numFmt w:val="bullet"/>
+      <w:lvlText w:val=""/>
+      <w:lvlJc w:val="left"/>
+      <w:pPr>
+        <w:ind w:left="5040" w:hanging="360"/>
+      </w:pPr>
+      <w:rPr>
+        <w:rFonts w:ascii="Symbol" w:hAnsi="Symbol" w:hint="default"/>
+      </w:rPr>
+    </w:lvl>
+    <w:lvl w:ilvl="7" w:tplc="04090003" w:tentative="1">
+      <w:start w:val="1"/>
+      <w:numFmt w:val="bullet"/>
+      <w:lvlText w:val="o"/>
+      <w:lvlJc w:val="left"/>
+      <w:pPr>
+        <w:ind w:left="5760" w:hanging="360"/>
+      </w:pPr>
+      <w:rPr>
+        <w:rFonts w:ascii="Courier New" w:hAnsi="Courier New" w:cs="Courier New" w:hint="default"/>
+      </w:rPr>
+    </w:lvl>
+    <w:lvl w:ilvl="8" w:tplc="04090005" w:tentative="1">
+      <w:start w:val="1"/>
+      <w:numFmt w:val="bullet"/>
+      <w:lvlText w:val=""/>
+      <w:lvlJc w:val="left"/>
+      <w:pPr>
+        <w:ind w:left="6480" w:hanging="360"/>
+      </w:pPr>
+      <w:rPr>
+        <w:rFonts w:ascii="Wingdings" w:hAnsi="Wingdings" w:hint="default"/>
+      </w:rPr>
+    </w:lvl>
+  </w:abstractNum>
+  <w:abstractNum w:abstractNumId="1" w15:restartNumberingAfterBreak="0">
     <w:nsid w:val="0F8F0BFF"/>
     <w:multiLevelType w:val="hybridMultilevel"/>
     <w:tmpl w:val="BE9CFCFE"/>
@@ -1723,7 +2049,7 @@
       </w:rPr>
     </w:lvl>
   </w:abstractNum>
-  <w:abstractNum w:abstractNumId="1" w15:restartNumberingAfterBreak="0">
+  <w:abstractNum w:abstractNumId="2" w15:restartNumberingAfterBreak="0">
     <w:nsid w:val="18151528"/>
     <w:multiLevelType w:val="hybridMultilevel"/>
     <w:tmpl w:val="7FA8C750"/>
@@ -1812,7 +2138,7 @@
       </w:pPr>
     </w:lvl>
   </w:abstractNum>
-  <w:abstractNum w:abstractNumId="2" w15:restartNumberingAfterBreak="0">
+  <w:abstractNum w:abstractNumId="3" w15:restartNumberingAfterBreak="0">
     <w:nsid w:val="2410406E"/>
     <w:multiLevelType w:val="hybridMultilevel"/>
     <w:tmpl w:val="ED8216F2"/>
@@ -1901,7 +2227,7 @@
       </w:pPr>
     </w:lvl>
   </w:abstractNum>
-  <w:abstractNum w:abstractNumId="3" w15:restartNumberingAfterBreak="0">
+  <w:abstractNum w:abstractNumId="4" w15:restartNumberingAfterBreak="0">
     <w:nsid w:val="2E79073E"/>
     <w:multiLevelType w:val="hybridMultilevel"/>
     <w:tmpl w:val="17F67FA8"/>
@@ -2014,7 +2340,7 @@
       </w:rPr>
     </w:lvl>
   </w:abstractNum>
-  <w:abstractNum w:abstractNumId="4" w15:restartNumberingAfterBreak="0">
+  <w:abstractNum w:abstractNumId="5" w15:restartNumberingAfterBreak="0">
     <w:nsid w:val="38891477"/>
     <w:multiLevelType w:val="hybridMultilevel"/>
     <w:tmpl w:val="BCD831B4"/>
@@ -2127,7 +2453,7 @@
       </w:rPr>
     </w:lvl>
   </w:abstractNum>
-  <w:abstractNum w:abstractNumId="5" w15:restartNumberingAfterBreak="0">
+  <w:abstractNum w:abstractNumId="6" w15:restartNumberingAfterBreak="0">
     <w:nsid w:val="43BC3DE5"/>
     <w:multiLevelType w:val="hybridMultilevel"/>
     <w:tmpl w:val="8EB06350"/>
@@ -2240,7 +2566,120 @@
       </w:rPr>
     </w:lvl>
   </w:abstractNum>
-  <w:abstractNum w:abstractNumId="6" w15:restartNumberingAfterBreak="0">
+  <w:abstractNum w:abstractNumId="7" w15:restartNumberingAfterBreak="0">
+    <w:nsid w:val="47B831FF"/>
+    <w:multiLevelType w:val="hybridMultilevel"/>
+    <w:tmpl w:val="9702C712"/>
+    <w:lvl w:ilvl="0" w:tplc="04090001">
+      <w:start w:val="1"/>
+      <w:numFmt w:val="bullet"/>
+      <w:lvlText w:val=""/>
+      <w:lvlJc w:val="left"/>
+      <w:pPr>
+        <w:ind w:left="767" w:hanging="360"/>
+      </w:pPr>
+      <w:rPr>
+        <w:rFonts w:ascii="Symbol" w:hAnsi="Symbol" w:hint="default"/>
+      </w:rPr>
+    </w:lvl>
+    <w:lvl w:ilvl="1" w:tplc="04090003">
+      <w:start w:val="1"/>
+      <w:numFmt w:val="bullet"/>
+      <w:lvlText w:val="o"/>
+      <w:lvlJc w:val="left"/>
+      <w:pPr>
+        <w:ind w:left="1487" w:hanging="360"/>
+      </w:pPr>
+      <w:rPr>
+        <w:rFonts w:ascii="Courier New" w:hAnsi="Courier New" w:cs="Courier New" w:hint="default"/>
+      </w:rPr>
+    </w:lvl>
+    <w:lvl w:ilvl="2" w:tplc="04090005" w:tentative="1">
+      <w:start w:val="1"/>
+      <w:numFmt w:val="bullet"/>
+      <w:lvlText w:val=""/>
+      <w:lvlJc w:val="left"/>
+      <w:pPr>
+        <w:ind w:left="2207" w:hanging="360"/>
+      </w:pPr>
+      <w:rPr>
+        <w:rFonts w:ascii="Wingdings" w:hAnsi="Wingdings" w:hint="default"/>
+      </w:rPr>
+    </w:lvl>
+    <w:lvl w:ilvl="3" w:tplc="04090001" w:tentative="1">
+      <w:start w:val="1"/>
+      <w:numFmt w:val="bullet"/>
+      <w:lvlText w:val=""/>
+      <w:lvlJc w:val="left"/>
+      <w:pPr>
+        <w:ind w:left="2927" w:hanging="360"/>
+      </w:pPr>
+      <w:rPr>
+        <w:rFonts w:ascii="Symbol" w:hAnsi="Symbol" w:hint="default"/>
+      </w:rPr>
+    </w:lvl>
+    <w:lvl w:ilvl="4" w:tplc="04090003" w:tentative="1">
+      <w:start w:val="1"/>
+      <w:numFmt w:val="bullet"/>
+      <w:lvlText w:val="o"/>
+      <w:lvlJc w:val="left"/>
+      <w:pPr>
+        <w:ind w:left="3647" w:hanging="360"/>
+      </w:pPr>
+      <w:rPr>
+        <w:rFonts w:ascii="Courier New" w:hAnsi="Courier New" w:cs="Courier New" w:hint="default"/>
+      </w:rPr>
+    </w:lvl>
+    <w:lvl w:ilvl="5" w:tplc="04090005" w:tentative="1">
+      <w:start w:val="1"/>
+      <w:numFmt w:val="bullet"/>
+      <w:lvlText w:val=""/>
+      <w:lvlJc w:val="left"/>
+      <w:pPr>
+        <w:ind w:left="4367" w:hanging="360"/>
+      </w:pPr>
+      <w:rPr>
+        <w:rFonts w:ascii="Wingdings" w:hAnsi="Wingdings" w:hint="default"/>
+      </w:rPr>
+    </w:lvl>
+    <w:lvl w:ilvl="6" w:tplc="04090001" w:tentative="1">
+      <w:start w:val="1"/>
+      <w:numFmt w:val="bullet"/>
+      <w:lvlText w:val=""/>
+      <w:lvlJc w:val="left"/>
+      <w:pPr>
+        <w:ind w:left="5087" w:hanging="360"/>
+      </w:pPr>
+      <w:rPr>
+        <w:rFonts w:ascii="Symbol" w:hAnsi="Symbol" w:hint="default"/>
+      </w:rPr>
+    </w:lvl>
+    <w:lvl w:ilvl="7" w:tplc="04090003" w:tentative="1">
+      <w:start w:val="1"/>
+      <w:numFmt w:val="bullet"/>
+      <w:lvlText w:val="o"/>
+      <w:lvlJc w:val="left"/>
+      <w:pPr>
+        <w:ind w:left="5807" w:hanging="360"/>
+      </w:pPr>
+      <w:rPr>
+        <w:rFonts w:ascii="Courier New" w:hAnsi="Courier New" w:cs="Courier New" w:hint="default"/>
+      </w:rPr>
+    </w:lvl>
+    <w:lvl w:ilvl="8" w:tplc="04090005" w:tentative="1">
+      <w:start w:val="1"/>
+      <w:numFmt w:val="bullet"/>
+      <w:lvlText w:val=""/>
+      <w:lvlJc w:val="left"/>
+      <w:pPr>
+        <w:ind w:left="6527" w:hanging="360"/>
+      </w:pPr>
+      <w:rPr>
+        <w:rFonts w:ascii="Wingdings" w:hAnsi="Wingdings" w:hint="default"/>
+      </w:rPr>
+    </w:lvl>
+  </w:abstractNum>
+  <w:abstractNum w:abstractNumId="8" w15:restartNumberingAfterBreak="0">
     <w:nsid w:val="47FF3290"/>
     <w:multiLevelType w:val="hybridMultilevel"/>
     <w:tmpl w:val="F2D802A6"/>
@@ -2353,7 +2792,7 @@
       </w:rPr>
     </w:lvl>
   </w:abstractNum>
-  <w:abstractNum w:abstractNumId="7" w15:restartNumberingAfterBreak="0">
+  <w:abstractNum w:abstractNumId="9" w15:restartNumberingAfterBreak="0">
     <w:nsid w:val="4963105B"/>
     <w:multiLevelType w:val="hybridMultilevel"/>
     <w:tmpl w:val="3F58A412"/>
@@ -2466,7 +2905,7 @@
       </w:rPr>
     </w:lvl>
   </w:abstractNum>
-  <w:abstractNum w:abstractNumId="8" w15:restartNumberingAfterBreak="0">
+  <w:abstractNum w:abstractNumId="10" w15:restartNumberingAfterBreak="0">
     <w:nsid w:val="55156037"/>
     <w:multiLevelType w:val="hybridMultilevel"/>
     <w:tmpl w:val="D2AEE81A"/>
@@ -2579,7 +3018,96 @@
       </w:rPr>
     </w:lvl>
   </w:abstractNum>
-  <w:abstractNum w:abstractNumId="9" w15:restartNumberingAfterBreak="0">
+  <w:abstractNum w:abstractNumId="11" w15:restartNumberingAfterBreak="0">
+    <w:nsid w:val="57EC4A6D"/>
+    <w:multiLevelType w:val="hybridMultilevel"/>
+    <w:tmpl w:val="090C8822"/>
+    <w:lvl w:ilvl="0" w:tplc="0409000F">
+      <w:start w:val="1"/>
+      <w:numFmt w:val="decimal"/>
+      <w:lvlText w:val="%1."/>
+      <w:lvlJc w:val="left"/>
+      <w:pPr>
+        <w:ind w:left="720" w:hanging="360"/>
+      </w:pPr>
+      <w:rPr>
+        <w:rFonts w:hint="default"/>
+      </w:rPr>
+    </w:lvl>
+    <w:lvl w:ilvl="1" w:tplc="04090019">
+      <w:start w:val="1"/>
+      <w:numFmt w:val="lowerLetter"/>
+      <w:lvlText w:val="%2."/>
+      <w:lvlJc w:val="left"/>
+      <w:pPr>
+        <w:ind w:left="1440" w:hanging="360"/>
+      </w:pPr>
+    </w:lvl>
+    <w:lvl w:ilvl="2" w:tplc="0409001B">
+      <w:start w:val="1"/>
+      <w:numFmt w:val="lowerRoman"/>
+      <w:lvlText w:val="%3."/>
+      <w:lvlJc w:val="right"/>
+      <w:pPr>
+        <w:ind w:left="2160" w:hanging="180"/>
+      </w:pPr>
+    </w:lvl>
+    <w:lvl w:ilvl="3" w:tplc="0409000F" w:tentative="1">
+      <w:start w:val="1"/>
+      <w:numFmt w:val="decimal"/>
+      <w:lvlText w:val="%4."/>
+      <w:lvlJc w:val="left"/>
+      <w:pPr>
+        <w:ind w:left="2880" w:hanging="360"/>
+      </w:pPr>
+    </w:lvl>
+    <w:lvl w:ilvl="4" w:tplc="04090019" w:tentative="1">
+      <w:start w:val="1"/>
+      <w:numFmt w:val="lowerLetter"/>
+      <w:lvlText w:val="%5."/>
+      <w:lvlJc w:val="left"/>
+      <w:pPr>
+        <w:ind w:left="3600" w:hanging="360"/>
+      </w:pPr>
+    </w:lvl>
+    <w:lvl w:ilvl="5" w:tplc="0409001B" w:tentative="1">
+      <w:start w:val="1"/>
+      <w:numFmt w:val="lowerRoman"/>
+      <w:lvlText w:val="%6."/>
+      <w:lvlJc w:val="right"/>
+      <w:pPr>
+        <w:ind w:left="4320" w:hanging="180"/>
+      </w:pPr>
+    </w:lvl>
+    <w:lvl w:ilvl="6" w:tplc="0409000F" w:tentative="1">
+      <w:start w:val="1"/>
+      <w:numFmt w:val="decimal"/>
+      <w:lvlText w:val="%7."/>
+      <w:lvlJc w:val="left"/>
+      <w:pPr>
+        <w:ind w:left="5040" w:hanging="360"/>
+      </w:pPr>
+    </w:lvl>
+    <w:lvl w:ilvl="7" w:tplc="04090019" w:tentative="1">
+      <w:start w:val="1"/>
+      <w:numFmt w:val="lowerLetter"/>
+      <w:lvlText w:val="%8."/>
+      <w:lvlJc w:val="left"/>
+      <w:pPr>
+        <w:ind w:left="5760" w:hanging="360"/>
+      </w:pPr>
+    </w:lvl>
+    <w:lvl w:ilvl="8" w:tplc="0409001B" w:tentative="1">
+      <w:start w:val="1"/>
+      <w:numFmt w:val="lowerRoman"/>
+      <w:lvlText w:val="%9."/>
+      <w:lvlJc w:val="right"/>
+      <w:pPr>
+        <w:ind w:left="6480" w:hanging="180"/>
+      </w:pPr>
+    </w:lvl>
+  </w:abstractNum>
+  <w:abstractNum w:abstractNumId="12" w15:restartNumberingAfterBreak="0">
     <w:nsid w:val="63D066C4"/>
     <w:multiLevelType w:val="hybridMultilevel"/>
     <w:tmpl w:val="BD46CBEE"/>
@@ -2668,7 +3196,7 @@
       </w:pPr>
     </w:lvl>
   </w:abstractNum>
-  <w:abstractNum w:abstractNumId="10" w15:restartNumberingAfterBreak="0">
+  <w:abstractNum w:abstractNumId="13" w15:restartNumberingAfterBreak="0">
     <w:nsid w:val="66DF557A"/>
     <w:multiLevelType w:val="hybridMultilevel"/>
     <w:tmpl w:val="D47C39E4"/>
@@ -2782,37 +3310,46 @@
     </w:lvl>
   </w:abstractNum>
   <w:num w:numId="1" w16cid:durableId="1012223199">
+    <w:abstractNumId w:val="9"/>
+  </w:num>
+  <w:num w:numId="2" w16cid:durableId="1197813911">
+    <w:abstractNumId w:val="12"/>
+  </w:num>
+  <w:num w:numId="3" w16cid:durableId="1310358764">
+    <w:abstractNumId w:val="5"/>
+  </w:num>
+  <w:num w:numId="4" w16cid:durableId="1459447451">
+    <w:abstractNumId w:val="1"/>
+  </w:num>
+  <w:num w:numId="5" w16cid:durableId="1706327675">
+    <w:abstractNumId w:val="3"/>
+  </w:num>
+  <w:num w:numId="6" w16cid:durableId="200635245">
+    <w:abstractNumId w:val="13"/>
+  </w:num>
+  <w:num w:numId="7" w16cid:durableId="2102871002">
+    <w:abstractNumId w:val="8"/>
+  </w:num>
+  <w:num w:numId="8" w16cid:durableId="451361900">
+    <w:abstractNumId w:val="4"/>
+  </w:num>
+  <w:num w:numId="9" w16cid:durableId="459037463">
+    <w:abstractNumId w:val="2"/>
+  </w:num>
+  <w:num w:numId="10" w16cid:durableId="907375935">
+    <w:abstractNumId w:val="6"/>
+  </w:num>
+  <w:num w:numId="11" w16cid:durableId="914700350">
+    <w:abstractNumId w:val="10"/>
+  </w:num>
+  <w:num w:numId="12" w16cid:durableId="953243471">
     <w:abstractNumId w:val="7"/>
   </w:num>
-  <w:num w:numId="2" w16cid:durableId="1197813911">
-    <w:abstractNumId w:val="9"/>
-  </w:num>
-  <w:num w:numId="3" w16cid:durableId="1310358764">
-    <w:abstractNumId w:val="4"/>
-  </w:num>
-  <w:num w:numId="4" w16cid:durableId="1459447451">
+  <w:num w:numId="13" w16cid:durableId="1803575505">
     <w:abstractNumId w:val="0"/>
   </w:num>
-  <w:num w:numId="5" w16cid:durableId="1706327675">
-    <w:abstractNumId w:val="2"/>
-  </w:num>
-  <w:num w:numId="6" w16cid:durableId="200635245">
-    <w:abstractNumId w:val="10"/>
-  </w:num>
-  <w:num w:numId="7" w16cid:durableId="2102871002">
-    <w:abstractNumId w:val="6"/>
-  </w:num>
-  <w:num w:numId="8" w16cid:durableId="451361900">
-    <w:abstractNumId w:val="3"/>
-  </w:num>
-  <w:num w:numId="9" w16cid:durableId="459037463">
-    <w:abstractNumId w:val="1"/>
-  </w:num>
-  <w:num w:numId="10" w16cid:durableId="907375935">
-    <w:abstractNumId w:val="5"/>
-  </w:num>
-  <w:num w:numId="11" w16cid:durableId="914700350">
-    <w:abstractNumId w:val="8"/>
+  <w:num w:numId="14" w16cid:durableId="2137554405">
+    <w:abstractNumId w:val="11"/>
   </w:num>
 </w:numbering>
 </file>
@@ -3430,7 +3967,6 @@
   <w:style w:type="character" w:default="1" w:styleId="DefaultParagraphFont">
     <w:name w:val="Default Paragraph Font"/>
     <w:uiPriority w:val="1"/>
-    <w:semiHidden/>
     <w:unhideWhenUsed/>
   </w:style>
   <w:style w:type="table" w:default="1" w:styleId="TableNormal">

--- a/docs/NAICS_All Training Doc.docx
+++ b/docs/NAICS_All Training Doc.docx
@@ -666,18 +666,6 @@
         </w:rPr>
         <w:t xml:space="preserve"> </w:t>
       </w:r>
-      <w:r>
-        <w:t>warehouse</w:t>
-      </w:r>
-      <w:r>
-        <w:t>/distribution</w:t>
-      </w:r>
-      <w:r>
-        <w:t xml:space="preserve"> contract exclusively supporting grocery retail operations gets classified as </w:t>
-      </w:r>
-      <w:r>
-        <w:t>grocery wholesale, not grocery retail</w:t>
-      </w:r>
     </w:p>
     <w:p>
       <w:pPr>
@@ -688,10 +676,7 @@
         </w:numPr>
       </w:pPr>
       <w:r>
-        <w:t>Workers directly perform warehouse work and indirectly support retail operations</w:t>
-      </w:r>
-      <w:r>
-        <w:t>, but we classify it with warehouse</w:t>
+        <w:t>Classify the work performed by the employees under the contract, not the employer’s overall business.</w:t>
       </w:r>
     </w:p>
     <w:p>
@@ -703,7 +688,25 @@
         </w:numPr>
       </w:pPr>
       <w:r>
-        <w:t>Same principle as “road department mechanic indirectly supports municipal government, but we classify it with road construction”</w:t>
+        <w:t xml:space="preserve">Grocery retailer’s warehouse contract </w:t>
+      </w:r>
+      <w:r>
+        <w:sym w:font="Wingdings" w:char="F0E0"/>
+      </w:r>
+      <w:r>
+        <w:t xml:space="preserve"> warehouse (and probably trucking) codes, not grocery retail. Workers under the contract perform warehouse work. It doesn’t directly support retail trade.</w:t>
+      </w:r>
+    </w:p>
+    <w:p>
+      <w:pPr>
+        <w:pStyle w:val="ListParagraph"/>
+        <w:numPr>
+          <w:ilvl w:val="1"/>
+          <w:numId w:val="1"/>
+        </w:numPr>
+      </w:pPr>
+      <w:r>
+        <w:t xml:space="preserve">Same principle as “road department mechanic supports municipal government, but we classify it with road construction.” </w:t>
       </w:r>
     </w:p>
     <w:p>
@@ -775,6 +778,7 @@
         </w:numPr>
       </w:pPr>
       <w:r>
+        <w:lastRenderedPageBreak/>
         <w:t>“Why does</w:t>
       </w:r>
       <w:r>
@@ -803,7 +807,6 @@
           <w:b/>
           <w:bCs/>
         </w:rPr>
-        <w:lastRenderedPageBreak/>
         <w:t>Notes on warehouse/wholesale/trucking from exercises, as necessary (SOP 2.7)</w:t>
       </w:r>
     </w:p>
@@ -833,7 +836,7 @@
         <w:t>buying goods from producers and selling them to businesses.</w:t>
       </w:r>
       <w:r>
-        <w:t xml:space="preserve"> Contracts covering workers that perform wholesale operations (route sales representatives) are classified with wholesale codes.</w:t>
+        <w:t xml:space="preserve"> </w:t>
       </w:r>
     </w:p>
     <w:p>
@@ -845,7 +848,19 @@
         </w:numPr>
       </w:pPr>
       <w:r>
-        <w:t>If the contract includes route sales representatives, warehousing and trucking become indirect support of wholesale operations. If the contract does not include route sales representatives, see below.</w:t>
+        <w:t>Illustrative examples: contract covers route sales representatives, account managers, order processors, etc.</w:t>
+      </w:r>
+    </w:p>
+    <w:p>
+      <w:pPr>
+        <w:pStyle w:val="ListParagraph"/>
+        <w:numPr>
+          <w:ilvl w:val="2"/>
+          <w:numId w:val="1"/>
+        </w:numPr>
+      </w:pPr>
+      <w:r>
+        <w:t>When the contract describes wholesale trade as a business activity, warehouse and trucking operations at the same worksite support the wholesale function.</w:t>
       </w:r>
     </w:p>
     <w:p>
@@ -871,10 +886,10 @@
           <w:i/>
           <w:iCs/>
         </w:rPr>
-        <w:t>storage and handling services;</w:t>
-      </w:r>
-      <w:r>
-        <w:t xml:space="preserve"> the warehouse itself generates its own revenue. A third-party logistics company, public warehouse, or cold storage facility are illustrative examples.</w:t>
+        <w:t>storage and handling services</w:t>
+      </w:r>
+      <w:r>
+        <w:t>.</w:t>
       </w:r>
     </w:p>
     <w:p>
@@ -886,7 +901,19 @@
         </w:numPr>
       </w:pPr>
       <w:r>
-        <w:t>When the contract covers a standalone warehouse operation, warehousing is the primary activity.</w:t>
+        <w:t>Illustrative examples: contract with third-party logistics company, public warehouse, cold storage facility, etc.</w:t>
+      </w:r>
+    </w:p>
+    <w:p>
+      <w:pPr>
+        <w:pStyle w:val="ListParagraph"/>
+        <w:numPr>
+          <w:ilvl w:val="2"/>
+          <w:numId w:val="1"/>
+        </w:numPr>
+      </w:pPr>
+      <w:r>
+        <w:t>When a contract describes a warehouse operation without a distinct industry that it supports (wholesale trade, manufacturing operation, etc.) warehousing gets its own code.</w:t>
       </w:r>
     </w:p>
     <w:p>
@@ -912,10 +939,45 @@
           <w:i/>
           <w:iCs/>
         </w:rPr>
-        <w:t>over the road transport of goods.</w:t>
-      </w:r>
-      <w:r>
-        <w:t xml:space="preserve"> If a contract at a 3PL company exclusively covers trucking and does not include wholesale trade, it is classified with trucking codes.</w:t>
+        <w:t>transporting goods over the road.</w:t>
+      </w:r>
+    </w:p>
+    <w:p>
+      <w:pPr>
+        <w:pStyle w:val="ListParagraph"/>
+        <w:numPr>
+          <w:ilvl w:val="2"/>
+          <w:numId w:val="1"/>
+        </w:numPr>
+        <w:rPr>
+          <w:b/>
+          <w:bCs/>
+        </w:rPr>
+      </w:pPr>
+      <w:r>
+        <w:t>Illustrative examples: construction trucking, contracts covering trucking for the purpose of transport, not the purpose of sales</w:t>
+      </w:r>
+      <w:r>
+        <w:t>.</w:t>
+      </w:r>
+    </w:p>
+    <w:p>
+      <w:pPr>
+        <w:pStyle w:val="ListParagraph"/>
+        <w:numPr>
+          <w:ilvl w:val="2"/>
+          <w:numId w:val="1"/>
+        </w:numPr>
+        <w:rPr>
+          <w:b/>
+          <w:bCs/>
+        </w:rPr>
+      </w:pPr>
+      <w:r>
+        <w:t xml:space="preserve">When a contract describes road trucking without a distinct industry that it supports (wholesale trade, manufacturing operation, etc.) trucking gets its own code. </w:t>
+      </w:r>
+      <w:r>
+        <w:t xml:space="preserve"> </w:t>
       </w:r>
     </w:p>
     <w:p>
@@ -1067,6 +1129,7 @@
         </w:numPr>
       </w:pPr>
       <w:r>
+        <w:lastRenderedPageBreak/>
         <w:t>Exercise 1:</w:t>
       </w:r>
       <w:r>
@@ -1157,7 +1220,6 @@
         </w:numPr>
       </w:pPr>
       <w:r>
-        <w:lastRenderedPageBreak/>
         <w:t>“Is landfill a distinct service?”</w:t>
       </w:r>
     </w:p>
@@ -1359,7 +1421,7 @@
         </w:numPr>
       </w:pPr>
       <w:r>
-        <w:t>“Why only one code?” Contrast with Example 4</w:t>
+        <w:t>Contrast with Example 4</w:t>
       </w:r>
     </w:p>
     <w:p>
@@ -1371,7 +1433,10 @@
         </w:numPr>
       </w:pPr>
       <w:r>
-        <w:t>In Example 5, the presence of route sales representatives recontextualizes the warehouse/delivery operations.</w:t>
+        <w:t>“What are the primary business activities described in the contract?”</w:t>
+      </w:r>
+      <w:r>
+        <w:t xml:space="preserve"> Sales reps and order processors, warehouse, delivery drivers. </w:t>
       </w:r>
     </w:p>
     <w:p>
@@ -1383,103 +1448,112 @@
         </w:numPr>
       </w:pPr>
       <w:r>
-        <w:t xml:space="preserve">In Example 4, the warehouse and delivery operations were standalone and </w:t>
-      </w:r>
+        <w:t>Warehouse and delivery drivers clearly support wholesale operations</w:t>
+      </w:r>
+      <w:r>
+        <w:t>. They store and deliver the goods that the business sells. Similar to how a mechanic at the road department supports road construction.</w:t>
+      </w:r>
+    </w:p>
+    <w:p>
+      <w:pPr>
+        <w:pStyle w:val="ListParagraph"/>
+        <w:numPr>
+          <w:ilvl w:val="2"/>
+          <w:numId w:val="14"/>
+        </w:numPr>
+      </w:pPr>
+      <w:r>
+        <w:t>In Example 4, no wholesale activity was described; the warehouse and delivery operations stand alone as business activities.</w:t>
+      </w:r>
+    </w:p>
+    <w:p>
+      <w:pPr>
+        <w:pStyle w:val="ListParagraph"/>
+        <w:numPr>
+          <w:ilvl w:val="1"/>
+          <w:numId w:val="14"/>
+        </w:numPr>
+      </w:pPr>
+      <w:r>
+        <w:t xml:space="preserve">“Does the contract describe a primary business activity that the warehouse/trucking operation supports?” </w:t>
+      </w:r>
+      <w:r>
+        <w:t>Example 5: yes. Example 4: no.</w:t>
+      </w:r>
+    </w:p>
+    <w:p>
+      <w:pPr>
+        <w:pStyle w:val="Heading3"/>
+        <w:numPr>
+          <w:ilvl w:val="0"/>
+          <w:numId w:val="9"/>
+        </w:numPr>
+      </w:pPr>
+      <w:r>
+        <w:t>Common Pitfalls and Edge Cases</w:t>
+      </w:r>
+    </w:p>
+    <w:p>
       <w:r>
         <w:rPr>
           <w:b/>
           <w:bCs/>
         </w:rPr>
-        <w:t>indirectly</w:t>
-      </w:r>
-      <w:r>
-        <w:t xml:space="preserve"> support retail trade (nobody working under the contract was engaged in wholesale trade)</w:t>
-      </w:r>
-    </w:p>
-    <w:p>
-      <w:pPr>
-        <w:pStyle w:val="ListParagraph"/>
-        <w:numPr>
-          <w:ilvl w:val="2"/>
-          <w:numId w:val="14"/>
-        </w:numPr>
-      </w:pPr>
-      <w:r>
-        <w:t>In Example 5, because the contract provides evidence of wholesale trade as a function of the covered workers, warehouse and delivery are understood as directly supporting wholesale trade.</w:t>
-      </w:r>
-    </w:p>
-    <w:p>
-      <w:pPr>
-        <w:pStyle w:val="Heading3"/>
+        <w:t>Pitfall 1: Role-by-role classification.</w:t>
+      </w:r>
+    </w:p>
+    <w:p>
+      <w:pPr>
+        <w:pStyle w:val="ListParagraph"/>
         <w:numPr>
           <w:ilvl w:val="0"/>
-          <w:numId w:val="9"/>
-        </w:numPr>
-      </w:pPr>
-      <w:r>
-        <w:t>Common Pitfalls and Edge Cases</w:t>
-      </w:r>
-    </w:p>
-    <w:p>
-      <w:r>
+          <w:numId w:val="11"/>
+        </w:numPr>
+      </w:pPr>
+      <w:r>
+        <w:lastRenderedPageBreak/>
+        <w:t xml:space="preserve">Always </w:t>
+      </w:r>
+      <w:r>
+        <w:t>identify at the service-level and assign codes at the service-level.</w:t>
+      </w:r>
+    </w:p>
+    <w:p>
+      <w:pPr>
+        <w:pStyle w:val="ListParagraph"/>
+        <w:numPr>
+          <w:ilvl w:val="0"/>
+          <w:numId w:val="11"/>
+        </w:numPr>
+      </w:pPr>
+      <w:r>
+        <w:t>Do not start with job titles and work backward to industries.</w:t>
+      </w:r>
+    </w:p>
+    <w:p>
+      <w:pPr>
+        <w:pStyle w:val="ListParagraph"/>
+        <w:numPr>
+          <w:ilvl w:val="0"/>
+          <w:numId w:val="11"/>
+        </w:numPr>
+      </w:pPr>
+      <w:r>
+        <w:t>Avoid “which industry does this mechanic belong to?” and similar questions.</w:t>
+      </w:r>
+    </w:p>
+    <w:p>
+      <w:pPr>
         <w:rPr>
           <w:b/>
           <w:bCs/>
         </w:rPr>
-        <w:t>Pitfall 1: Role-by-role classification.</w:t>
-      </w:r>
-    </w:p>
-    <w:p>
-      <w:pPr>
-        <w:pStyle w:val="ListParagraph"/>
-        <w:numPr>
-          <w:ilvl w:val="0"/>
-          <w:numId w:val="11"/>
-        </w:numPr>
-      </w:pPr>
-      <w:r>
-        <w:t xml:space="preserve">Always </w:t>
-      </w:r>
-      <w:r>
-        <w:t>identify at the service-level and assign codes at the service-level.</w:t>
-      </w:r>
-    </w:p>
-    <w:p>
-      <w:pPr>
-        <w:pStyle w:val="ListParagraph"/>
-        <w:numPr>
-          <w:ilvl w:val="0"/>
-          <w:numId w:val="11"/>
-        </w:numPr>
-      </w:pPr>
-      <w:r>
-        <w:t>Do not start with job titles and work backward to industries.</w:t>
-      </w:r>
-    </w:p>
-    <w:p>
-      <w:pPr>
-        <w:pStyle w:val="ListParagraph"/>
-        <w:numPr>
-          <w:ilvl w:val="0"/>
-          <w:numId w:val="11"/>
-        </w:numPr>
-      </w:pPr>
-      <w:r>
-        <w:t>Avoid “which industry does this mechanic belong to?” and similar questions.</w:t>
-      </w:r>
-    </w:p>
-    <w:p>
-      <w:pPr>
+      </w:pPr>
+      <w:r>
         <w:rPr>
           <w:b/>
           <w:bCs/>
         </w:rPr>
-      </w:pPr>
-      <w:r>
-        <w:rPr>
-          <w:b/>
-          <w:bCs/>
-        </w:rPr>
         <w:t>Pitfall 2: Over-coding support roles.</w:t>
       </w:r>
     </w:p>
@@ -1504,7 +1578,6 @@
         </w:numPr>
       </w:pPr>
       <w:r>
-        <w:lastRenderedPageBreak/>
         <w:t xml:space="preserve">If a support role doesn’t clearly point to a distinct </w:t>
       </w:r>
       <w:r>
@@ -3967,6 +4040,7 @@
   <w:style w:type="character" w:default="1" w:styleId="DefaultParagraphFont">
     <w:name w:val="Default Paragraph Font"/>
     <w:uiPriority w:val="1"/>
+    <w:semiHidden/>
     <w:unhideWhenUsed/>
   </w:style>
   <w:style w:type="table" w:default="1" w:styleId="TableNormal">
